--- a/docx_resources/Вечірня-Утреня/В,У - Квітна Тріодь/pascha-1/1-0-ВУ.docx
+++ b/docx_resources/Вечірня-Утреня/В,У - Квітна Тріодь/pascha-1/1-0-ВУ.docx
@@ -39,7 +39,7 @@
       </w:r>
       <w:r>
         <w:rPr>
-          <w:rFonts w:ascii="Times New Roman" w:eastAsia="Quattrocento Sans" w:hAnsi="Times New Roman" w:cs="Quattrocento Sans"/>
+          <w:rFonts w:ascii="Times New Roman" w:hAnsi="Times New Roman"/>
           <w:b/>
           <w:color w:val="FF0000"/>
           <w:sz w:val="24"/>
@@ -182,6 +182,7 @@
           <w:i/>
           <w:color w:val="FF0000"/>
           <w:sz w:val="24"/>
+          <w:szCs w:val="24"/>
         </w:rPr>
         <w:t>Вірні:</w:t>
       </w:r>
@@ -190,13 +191,15 @@
           <w:rFonts w:ascii="Times New Roman" w:hAnsi="Times New Roman"/>
           <w:color w:val="FF0000"/>
           <w:sz w:val="24"/>
-        </w:rPr>
-        <w:t xml:space="preserve"> </w:t>
-      </w:r>
-      <w:r>
-        <w:rPr>
-          <w:rFonts w:ascii="Times New Roman" w:hAnsi="Times New Roman"/>
-          <w:sz w:val="24"/>
+          <w:szCs w:val="24"/>
+        </w:rPr>
+        <w:t xml:space="preserve"> </w:t>
+      </w:r>
+      <w:r>
+        <w:rPr>
+          <w:rFonts w:ascii="Times New Roman" w:hAnsi="Times New Roman"/>
+          <w:sz w:val="24"/>
+          <w:szCs w:val="24"/>
         </w:rPr>
         <w:t>Амі́нь.</w:t>
       </w:r>
@@ -209,6 +212,7 @@
         <w:rPr>
           <w:rFonts w:ascii="Times New Roman" w:hAnsi="Times New Roman"/>
           <w:sz w:val="24"/>
+          <w:szCs w:val="24"/>
         </w:rPr>
         <w:t>Сла́ва Тобі́, Бо́же наш, сла́ва Тобі́.</w:t>
       </w:r>
@@ -221,6 +225,7 @@
         <w:rPr>
           <w:rFonts w:ascii="Times New Roman" w:hAnsi="Times New Roman"/>
           <w:sz w:val="24"/>
+          <w:szCs w:val="24"/>
         </w:rPr>
         <w:t>Ца́рю небе́сний, утіши́телю, Ду́ше íстини,* що всю́ди єси́ і все наповня́єш,* скарбни́це благ і життя́ пода́телю,* прийди́, і всели́ся в нас,* і очи́сти нас від уся́кої скве́рни,* і спаси́, благи́й, ду́ші на́ші.</w:t>
       </w:r>
@@ -233,6 +238,7 @@
         <w:rPr>
           <w:rFonts w:ascii="Times New Roman" w:hAnsi="Times New Roman"/>
           <w:sz w:val="24"/>
+          <w:szCs w:val="24"/>
         </w:rPr>
         <w:t xml:space="preserve">Святи́й Бо́же, святи́й Крі́пкий, святи́й Безсме́ртний, поми́луй нас. </w:t>
       </w:r>
@@ -242,6 +248,7 @@
           <w:i/>
           <w:color w:val="FF0000"/>
           <w:sz w:val="24"/>
+          <w:szCs w:val="24"/>
         </w:rPr>
         <w:t>(3 р.)</w:t>
       </w:r>
@@ -254,6 +261,7 @@
         <w:rPr>
           <w:rFonts w:ascii="Times New Roman" w:hAnsi="Times New Roman"/>
           <w:sz w:val="24"/>
+          <w:szCs w:val="24"/>
         </w:rPr>
         <w:t>Сла́ва Отцю́, і Си́ну, і Свято́му Ду́хові,* і ни́ні, і повсякча́с, і на ві́ки вікі́в. Амі́нь.</w:t>
       </w:r>
@@ -266,6 +274,7 @@
         <w:rPr>
           <w:rFonts w:ascii="Times New Roman" w:hAnsi="Times New Roman"/>
           <w:sz w:val="24"/>
+          <w:szCs w:val="24"/>
         </w:rPr>
         <w:t>Пресвята́ Тро́йце, поми́луй нас; Го́споди, очи́сти гріхи́ на́ші; Влади́ко, прости́ беззако́ння на́ші; Святи́й, завіта́й і зціли́ не́мочі на́ші, І́мени Твого́ ра́ди.</w:t>
       </w:r>
@@ -278,6 +287,7 @@
         <w:rPr>
           <w:rFonts w:ascii="Times New Roman" w:hAnsi="Times New Roman"/>
           <w:sz w:val="24"/>
+          <w:szCs w:val="24"/>
         </w:rPr>
         <w:t xml:space="preserve">Го́споди, поми́луй. </w:t>
       </w:r>
@@ -287,6 +297,7 @@
           <w:i/>
           <w:color w:val="FF0000"/>
           <w:sz w:val="24"/>
+          <w:szCs w:val="24"/>
         </w:rPr>
         <w:t>(3 р.)</w:t>
       </w:r>
@@ -299,6 +310,7 @@
         <w:rPr>
           <w:rFonts w:ascii="Times New Roman" w:hAnsi="Times New Roman"/>
           <w:sz w:val="24"/>
+          <w:szCs w:val="24"/>
         </w:rPr>
         <w:t>Сла́ва Отцю́, і Си́ну, і Свято́му Ду́хові,* і ни́ні, і повсякча́с, і на ві́ки вікі́в. Амі́нь.</w:t>
       </w:r>
@@ -312,6 +324,7 @@
         <w:rPr>
           <w:rFonts w:ascii="Times New Roman" w:hAnsi="Times New Roman"/>
           <w:sz w:val="24"/>
+          <w:szCs w:val="24"/>
         </w:rPr>
         <w:t>О́тче наш, що єси́ на небеса́х,* неха́й святи́ться ім’я́ Твоє́,* неха́й при́йде ца́рство Твоє́,* неха́й бу́де во́ля Твоя́, як на не́бі, так і на землі́.* Хліб наш насу́щний дай нам сього́дні;* і прости́ нам прови́ни на́ші,* як і ми проща́ємо винува́тцям на́шим;* і не введи́ нас у споку́су,* але́ ви́зволи нас від лука́вого.</w:t>
       </w:r>
@@ -327,6 +340,7 @@
           <w:i/>
           <w:color w:val="FF0000"/>
           <w:sz w:val="24"/>
+          <w:szCs w:val="24"/>
         </w:rPr>
         <w:t>Священник:</w:t>
       </w:r>
@@ -334,6 +348,7 @@
         <w:rPr>
           <w:rFonts w:ascii="Times New Roman" w:hAnsi="Times New Roman"/>
           <w:sz w:val="24"/>
+          <w:szCs w:val="24"/>
         </w:rPr>
         <w:t xml:space="preserve"> Бо Твоє є царство, і сила, і слава, Отця, і Сина, і Святого Духа, нині, і повсякчас, і на віки віків.</w:t>
       </w:r>
@@ -349,6 +364,7 @@
           <w:i/>
           <w:color w:val="FF0000"/>
           <w:sz w:val="24"/>
+          <w:szCs w:val="24"/>
         </w:rPr>
         <w:t>Вірні:</w:t>
       </w:r>
@@ -357,13 +373,15 @@
           <w:rFonts w:ascii="Times New Roman" w:hAnsi="Times New Roman"/>
           <w:color w:val="FF0000"/>
           <w:sz w:val="24"/>
-        </w:rPr>
-        <w:t xml:space="preserve"> </w:t>
-      </w:r>
-      <w:r>
-        <w:rPr>
-          <w:rFonts w:ascii="Times New Roman" w:hAnsi="Times New Roman"/>
-          <w:sz w:val="24"/>
+          <w:szCs w:val="24"/>
+        </w:rPr>
+        <w:t xml:space="preserve"> </w:t>
+      </w:r>
+      <w:r>
+        <w:rPr>
+          <w:rFonts w:ascii="Times New Roman" w:hAnsi="Times New Roman"/>
+          <w:sz w:val="24"/>
+          <w:szCs w:val="24"/>
         </w:rPr>
         <w:t>Амінь. Господи, помилуй</w:t>
       </w:r>
@@ -372,6 +390,7 @@
           <w:rFonts w:ascii="Times New Roman" w:hAnsi="Times New Roman"/>
           <w:i/>
           <w:sz w:val="24"/>
+          <w:szCs w:val="24"/>
         </w:rPr>
         <w:t>.</w:t>
       </w:r>
@@ -379,15 +398,17 @@
         <w:rPr>
           <w:rFonts w:ascii="Times New Roman" w:hAnsi="Times New Roman"/>
           <w:sz w:val="24"/>
-        </w:rPr>
-        <w:t xml:space="preserve"> </w:t>
-      </w:r>
-      <w:r>
-        <w:rPr>
-          <w:rFonts w:ascii="Times New Roman" w:hAnsi="Times New Roman"/>
-          <w:i/>
-          <w:color w:val="FF0000"/>
-          <w:sz w:val="24"/>
+          <w:szCs w:val="24"/>
+        </w:rPr>
+        <w:t xml:space="preserve"> </w:t>
+      </w:r>
+      <w:r>
+        <w:rPr>
+          <w:rFonts w:ascii="Times New Roman" w:hAnsi="Times New Roman"/>
+          <w:i/>
+          <w:color w:val="FF0000"/>
+          <w:sz w:val="24"/>
+          <w:szCs w:val="24"/>
         </w:rPr>
         <w:t>(12 р.)</w:t>
       </w:r>
@@ -437,6 +458,7 @@
         <w:rPr>
           <w:rFonts w:ascii="Times New Roman" w:hAnsi="Times New Roman"/>
           <w:sz w:val="24"/>
+          <w:szCs w:val="24"/>
         </w:rPr>
         <w:t>Прийді́те, поклоні́мся* царе́ві на́шому – Бо́гу.</w:t>
       </w:r>
@@ -450,6 +472,7 @@
         <w:rPr>
           <w:rFonts w:ascii="Times New Roman" w:hAnsi="Times New Roman"/>
           <w:sz w:val="24"/>
+          <w:szCs w:val="24"/>
         </w:rPr>
         <w:t>Прийді́те, поклоні́мся* Христо́ві, царе́ві на́шому – Бо́гу.</w:t>
       </w:r>
@@ -463,6 +486,7 @@
         <w:rPr>
           <w:rFonts w:ascii="Times New Roman" w:hAnsi="Times New Roman"/>
           <w:sz w:val="24"/>
+          <w:szCs w:val="24"/>
         </w:rPr>
         <w:t>Прийді́те, поклоні́мся і припаді́м* до само́го Го́спода Ісу́са Христа́ – царя́ і Бо́га на́шого.</w:t>
       </w:r>
@@ -1235,6 +1259,7 @@
           <w:i/>
           <w:color w:val="FF0000"/>
           <w:sz w:val="24"/>
+          <w:szCs w:val="24"/>
         </w:rPr>
         <w:t>Вечірні молитви</w:t>
       </w:r>
@@ -1419,16 +1444,7 @@
           <w:sz w:val="24"/>
           <w:szCs w:val="24"/>
         </w:rPr>
-        <w:t xml:space="preserve"> Господи, Господи, що пречистою твоєю долонею все утримуєш, що довго терпиш нам усім, і жалієшся задля нашої злоби! Згадай твої милості і ласки, відвідай нас у твоїй доброті і дай нам пройти й останок нинішнього дня вільним від різних затій лукавого, і збережи наше життя без напастувань, благодаттю Святого твого Духа, − милістю, щедротами і людинолюб'ям </w:t>
-      </w:r>
-      <w:r>
-        <w:rPr>
-          <w:rFonts w:ascii="Times New Roman" w:eastAsia="Gungsuh" w:hAnsi="Times New Roman" w:cs="Gungsuh"/>
-          <w:sz w:val="24"/>
-          <w:szCs w:val="24"/>
-        </w:rPr>
-        <w:lastRenderedPageBreak/>
-        <w:t>єдинородного Сина твого, з яким і ти є благословенний, з пресвятим, добрим і животворящим твоїм Духом, нині і повсякчас, і на віки віків. Амінь.</w:t>
+        <w:t xml:space="preserve"> Господи, Господи, що пречистою твоєю долонею все утримуєш, що довго терпиш нам усім, і жалієшся задля нашої злоби! Згадай твої милості і ласки, відвідай нас у твоїй доброті і дай нам пройти й останок нинішнього дня вільним від різних затій лукавого, і збережи наше життя без напастувань, благодаттю Святого твого Духа, − милістю, щедротами і людинолюб'ям єдинородного Сина твого, з яким і ти є благословенний, з пресвятим, добрим і животворящим твоїм Духом, нині і повсякчас, і на віки віків. Амінь.</w:t>
       </w:r>
     </w:p>
     <w:p>
@@ -1919,7 +1935,6 @@
           <w:sz w:val="24"/>
           <w:szCs w:val="24"/>
         </w:rPr>
-        <w:lastRenderedPageBreak/>
         <w:t xml:space="preserve"> </w:t>
       </w:r>
       <w:r>
@@ -2189,6 +2204,7 @@
         <w:rPr>
           <w:rFonts w:ascii="Times New Roman" w:hAnsi="Times New Roman"/>
           <w:sz w:val="24"/>
+          <w:szCs w:val="24"/>
         </w:rPr>
         <w:t>Заступи, спаси, помилуй і охорони нас, Боже, Твоєю благодаттю</w:t>
       </w:r>
@@ -2295,25 +2311,10 @@
         <w:rPr>
           <w:rFonts w:ascii="Times New Roman" w:hAnsi="Times New Roman"/>
           <w:sz w:val="24"/>
+          <w:szCs w:val="24"/>
           <w:u w:val="single"/>
         </w:rPr>
-        <w:t>[Господи щедрий і милосердний, дов</w:t>
-      </w:r>
-      <w:r>
-        <w:rPr>
-          <w:rFonts w:ascii="Times New Roman" w:hAnsi="Times New Roman"/>
-          <w:sz w:val="24"/>
-          <w:u w:val="single"/>
-        </w:rPr>
-        <w:t>готерпеливий і многомилостивий! Вислухай молитви наші і зверни увагу на голос моління нашого і яви нам знак милости Твоєї, наведи нас на дорогу Твою, щоб ходили ми в Твоїй правді. Звесели серця наші, щоб ми боялись імення Твого святого, бо Ти великий і тво</w:t>
-      </w:r>
-      <w:r>
-        <w:rPr>
-          <w:rFonts w:ascii="Times New Roman" w:hAnsi="Times New Roman"/>
-          <w:sz w:val="24"/>
-          <w:u w:val="single"/>
-        </w:rPr>
-        <w:t>риш чуда; Ти Бог єдиний і немає подібного Тобі між богами, Господи. Ти сильний у милості і добрий у силі, аби допомагати й утішати, і спасати всіх, хто на ім'я Твоє святе уповає.]</w:t>
+        <w:t>[Господи щедрий і милосердний, довготерпеливий і многомилостивий! Вислухай молитви наші і зверни увагу на голос моління нашого і яви нам знак милости Твоєї, наведи нас на дорогу Твою, щоб ходили ми в Твоїй правді. Звесели серця наші, щоб ми боялись імення Твого святого, бо Ти великий і твориш чуда; Ти Бог єдиний і немає подібного Тобі між богами, Господи. Ти сильний у милості і добрий у силі, аби допомагати й утішати, і спасати всіх, хто на ім'я Твоє святе уповає.]</w:t>
       </w:r>
     </w:p>
     <w:p>
@@ -2326,6 +2327,7 @@
           <w:i/>
           <w:color w:val="FF4400"/>
           <w:sz w:val="24"/>
+          <w:szCs w:val="24"/>
         </w:rPr>
         <w:t>Священник:</w:t>
       </w:r>
@@ -2333,6 +2335,7 @@
         <w:rPr>
           <w:rFonts w:ascii="Times New Roman" w:hAnsi="Times New Roman"/>
           <w:sz w:val="24"/>
+          <w:szCs w:val="24"/>
         </w:rPr>
         <w:t xml:space="preserve"> Бо Тобі належить усяка слава, честь і поклоніння, Отцю, і Сину, і Святому Духові, нині, і повсякчас, і на віки віків.</w:t>
       </w:r>
@@ -2401,6 +2404,7 @@
           <w:i/>
           <w:color w:val="FF0000"/>
           <w:sz w:val="24"/>
+          <w:szCs w:val="24"/>
         </w:rPr>
         <w:t>Псалом 140</w:t>
       </w:r>
@@ -2437,6 +2441,7 @@
           <w:b/>
           <w:color w:val="000000"/>
           <w:sz w:val="24"/>
+          <w:szCs w:val="24"/>
         </w:rPr>
         <w:t>Го́споди, взива́ю я до Те́бе, ви́слухай мене́.* Ви́слухай мене́, Го́споди.* Го́споди, взива́ю я до Те́бе, ви́слухай мене́.* Почу́й го́лос молі́ння мого́,* коли́ взива́ю до Те́бе.* Ви́слухай мене́, Го́споди.</w:t>
       </w:r>
@@ -2451,6 +2456,7 @@
           <w:b/>
           <w:color w:val="000000"/>
           <w:sz w:val="24"/>
+          <w:szCs w:val="24"/>
         </w:rPr>
         <w:t>Неха́й піднесе́ться моли́тва моя́,* мов кади́ло пе́ред Тобо́ю;* підно́шення рук мої́х,* як же́ртва вечі́рня.* Ви́слухай мене́, Го́споди.</w:t>
       </w:r>
@@ -2462,1751 +2468,137 @@
       </w:pPr>
       <w:r>
         <w:rPr>
-          <w:rFonts w:ascii="Times New Roman" w:hAnsi="Times New Roman"/>
-          <w:sz w:val="24"/>
-        </w:rPr>
-        <w:t>Поста́в,</w:t>
-      </w:r>
-      <w:r>
-        <w:rPr>
-          <w:rFonts w:ascii="Times New Roman" w:hAnsi="Times New Roman"/>
-          <w:sz w:val="24"/>
-        </w:rPr>
-        <w:t xml:space="preserve"> </w:t>
-      </w:r>
-      <w:r>
-        <w:rPr>
-          <w:rFonts w:ascii="Times New Roman" w:hAnsi="Times New Roman"/>
-          <w:sz w:val="24"/>
-        </w:rPr>
-        <w:t>Го́споди,</w:t>
-      </w:r>
-      <w:r>
-        <w:rPr>
-          <w:rFonts w:ascii="Times New Roman" w:hAnsi="Times New Roman"/>
-          <w:sz w:val="24"/>
-        </w:rPr>
-        <w:t xml:space="preserve"> </w:t>
-      </w:r>
-      <w:r>
-        <w:rPr>
-          <w:rFonts w:ascii="Times New Roman" w:hAnsi="Times New Roman"/>
-          <w:sz w:val="24"/>
-        </w:rPr>
-        <w:t>мої́м</w:t>
-      </w:r>
-      <w:r>
-        <w:rPr>
-          <w:rFonts w:ascii="Times New Roman" w:hAnsi="Times New Roman"/>
-          <w:sz w:val="24"/>
-        </w:rPr>
-        <w:t xml:space="preserve"> </w:t>
-      </w:r>
-      <w:r>
-        <w:rPr>
-          <w:rFonts w:ascii="Times New Roman" w:hAnsi="Times New Roman"/>
-          <w:sz w:val="24"/>
-        </w:rPr>
-        <w:t>уста́м</w:t>
-      </w:r>
-      <w:r>
-        <w:rPr>
-          <w:rFonts w:ascii="Times New Roman" w:hAnsi="Times New Roman"/>
-          <w:sz w:val="24"/>
-        </w:rPr>
-        <w:t xml:space="preserve"> </w:t>
-      </w:r>
-      <w:r>
-        <w:rPr>
-          <w:rFonts w:ascii="Times New Roman" w:hAnsi="Times New Roman"/>
-          <w:sz w:val="24"/>
-        </w:rPr>
-        <w:t>сторо́жу;*</w:t>
-      </w:r>
-      <w:r>
-        <w:rPr>
-          <w:rFonts w:ascii="Times New Roman" w:hAnsi="Times New Roman"/>
-          <w:sz w:val="24"/>
-        </w:rPr>
-        <w:t xml:space="preserve"> </w:t>
-      </w:r>
-      <w:r>
-        <w:rPr>
-          <w:rFonts w:ascii="Times New Roman" w:hAnsi="Times New Roman"/>
-          <w:sz w:val="24"/>
-        </w:rPr>
-        <w:t>до</w:t>
-      </w:r>
-      <w:r>
-        <w:rPr>
-          <w:rFonts w:ascii="Times New Roman" w:hAnsi="Times New Roman"/>
-          <w:sz w:val="24"/>
-        </w:rPr>
-        <w:t xml:space="preserve"> </w:t>
-      </w:r>
-      <w:r>
-        <w:rPr>
-          <w:rFonts w:ascii="Times New Roman" w:hAnsi="Times New Roman"/>
-          <w:sz w:val="24"/>
-        </w:rPr>
-        <w:t>двере́й</w:t>
-      </w:r>
-      <w:r>
-        <w:rPr>
-          <w:rFonts w:ascii="Times New Roman" w:hAnsi="Times New Roman"/>
-          <w:sz w:val="24"/>
-        </w:rPr>
-        <w:t xml:space="preserve"> </w:t>
-      </w:r>
-      <w:r>
-        <w:rPr>
-          <w:rFonts w:ascii="Times New Roman" w:hAnsi="Times New Roman"/>
-          <w:sz w:val="24"/>
-        </w:rPr>
-        <w:t>губ</w:t>
-      </w:r>
-      <w:r>
-        <w:rPr>
-          <w:rFonts w:ascii="Times New Roman" w:hAnsi="Times New Roman"/>
-          <w:sz w:val="24"/>
-        </w:rPr>
-        <w:t xml:space="preserve"> </w:t>
-      </w:r>
-      <w:r>
-        <w:rPr>
-          <w:rFonts w:ascii="Times New Roman" w:hAnsi="Times New Roman"/>
-          <w:sz w:val="24"/>
-        </w:rPr>
-        <w:t>мої́х</w:t>
-      </w:r>
-      <w:r>
-        <w:rPr>
-          <w:rFonts w:ascii="Times New Roman" w:hAnsi="Times New Roman"/>
-          <w:sz w:val="24"/>
-        </w:rPr>
-        <w:t xml:space="preserve"> </w:t>
-      </w:r>
-      <w:r>
-        <w:rPr>
-          <w:rFonts w:ascii="Times New Roman" w:hAnsi="Times New Roman"/>
-          <w:sz w:val="24"/>
-        </w:rPr>
-        <w:t>−</w:t>
-      </w:r>
-      <w:r>
-        <w:rPr>
-          <w:rFonts w:ascii="Times New Roman" w:hAnsi="Times New Roman"/>
-          <w:sz w:val="24"/>
-        </w:rPr>
-        <w:t xml:space="preserve"> </w:t>
-      </w:r>
-      <w:r>
-        <w:rPr>
-          <w:rFonts w:ascii="Times New Roman" w:hAnsi="Times New Roman"/>
-          <w:sz w:val="24"/>
-        </w:rPr>
-        <w:t>ва́рту!</w:t>
-      </w:r>
-    </w:p>
-    <w:p>
-      <w:pPr>
-        <w:spacing w:after="120"/>
-        <w:jc w:val="both"/>
-      </w:pPr>
-      <w:r>
-        <w:rPr>
-          <w:rFonts w:ascii="Times New Roman" w:hAnsi="Times New Roman"/>
-          <w:sz w:val="24"/>
-        </w:rPr>
-        <w:t>Не</w:t>
-      </w:r>
-      <w:r>
-        <w:rPr>
-          <w:rFonts w:ascii="Times New Roman" w:hAnsi="Times New Roman"/>
-          <w:sz w:val="24"/>
-        </w:rPr>
-        <w:t xml:space="preserve"> </w:t>
-      </w:r>
-      <w:r>
-        <w:rPr>
-          <w:rFonts w:ascii="Times New Roman" w:hAnsi="Times New Roman"/>
-          <w:sz w:val="24"/>
-        </w:rPr>
-        <w:t>дай</w:t>
-      </w:r>
-      <w:r>
-        <w:rPr>
-          <w:rFonts w:ascii="Times New Roman" w:hAnsi="Times New Roman"/>
-          <w:sz w:val="24"/>
-        </w:rPr>
-        <w:t xml:space="preserve"> </w:t>
-      </w:r>
-      <w:r>
-        <w:rPr>
-          <w:rFonts w:ascii="Times New Roman" w:hAnsi="Times New Roman"/>
-          <w:sz w:val="24"/>
-        </w:rPr>
-        <w:t>схили́тися</w:t>
-      </w:r>
-      <w:r>
-        <w:rPr>
-          <w:rFonts w:ascii="Times New Roman" w:hAnsi="Times New Roman"/>
-          <w:sz w:val="24"/>
-        </w:rPr>
-        <w:t xml:space="preserve"> </w:t>
-      </w:r>
-      <w:r>
-        <w:rPr>
-          <w:rFonts w:ascii="Times New Roman" w:hAnsi="Times New Roman"/>
-          <w:sz w:val="24"/>
-        </w:rPr>
-        <w:t>се́рцеві</w:t>
-      </w:r>
-      <w:r>
-        <w:rPr>
-          <w:rFonts w:ascii="Times New Roman" w:hAnsi="Times New Roman"/>
-          <w:sz w:val="24"/>
-        </w:rPr>
-        <w:t xml:space="preserve"> </w:t>
-      </w:r>
-      <w:r>
-        <w:rPr>
-          <w:rFonts w:ascii="Times New Roman" w:hAnsi="Times New Roman"/>
-          <w:sz w:val="24"/>
-        </w:rPr>
-        <w:t>моє́му*</w:t>
-      </w:r>
-      <w:r>
-        <w:rPr>
-          <w:rFonts w:ascii="Times New Roman" w:hAnsi="Times New Roman"/>
-          <w:sz w:val="24"/>
-        </w:rPr>
-        <w:t xml:space="preserve"> </w:t>
-      </w:r>
-      <w:r>
-        <w:rPr>
-          <w:rFonts w:ascii="Times New Roman" w:hAnsi="Times New Roman"/>
-          <w:sz w:val="24"/>
-        </w:rPr>
-        <w:t>до</w:t>
-      </w:r>
-      <w:r>
-        <w:rPr>
-          <w:rFonts w:ascii="Times New Roman" w:hAnsi="Times New Roman"/>
-          <w:sz w:val="24"/>
-        </w:rPr>
-        <w:t xml:space="preserve"> </w:t>
-      </w:r>
-      <w:r>
-        <w:rPr>
-          <w:rFonts w:ascii="Times New Roman" w:hAnsi="Times New Roman"/>
-          <w:sz w:val="24"/>
-        </w:rPr>
-        <w:t>чо́гось</w:t>
-      </w:r>
-      <w:r>
-        <w:rPr>
-          <w:rFonts w:ascii="Times New Roman" w:hAnsi="Times New Roman"/>
-          <w:sz w:val="24"/>
-        </w:rPr>
-        <w:t xml:space="preserve"> </w:t>
-      </w:r>
-      <w:r>
-        <w:rPr>
-          <w:rFonts w:ascii="Times New Roman" w:hAnsi="Times New Roman"/>
-          <w:sz w:val="24"/>
-        </w:rPr>
-        <w:t>зло́го.</w:t>
-      </w:r>
-    </w:p>
-    <w:p>
-      <w:pPr>
-        <w:spacing w:after="120"/>
-        <w:jc w:val="both"/>
-      </w:pPr>
-      <w:r>
-        <w:rPr>
-          <w:rFonts w:ascii="Times New Roman" w:hAnsi="Times New Roman"/>
-          <w:sz w:val="24"/>
-        </w:rPr>
-        <w:t>Ані</w:t>
-      </w:r>
-      <w:r>
-        <w:rPr>
-          <w:rFonts w:ascii="Times New Roman" w:hAnsi="Times New Roman"/>
-          <w:sz w:val="24"/>
-        </w:rPr>
-        <w:t xml:space="preserve"> </w:t>
-      </w:r>
-      <w:r>
-        <w:rPr>
-          <w:rFonts w:ascii="Times New Roman" w:hAnsi="Times New Roman"/>
-          <w:sz w:val="24"/>
-        </w:rPr>
-        <w:t>чини́ти</w:t>
-      </w:r>
-      <w:r>
-        <w:rPr>
-          <w:rFonts w:ascii="Times New Roman" w:hAnsi="Times New Roman"/>
-          <w:sz w:val="24"/>
-        </w:rPr>
-        <w:t xml:space="preserve"> </w:t>
-      </w:r>
-      <w:r>
-        <w:rPr>
-          <w:rFonts w:ascii="Times New Roman" w:hAnsi="Times New Roman"/>
-          <w:sz w:val="24"/>
-        </w:rPr>
-        <w:t>лихі́</w:t>
-      </w:r>
-      <w:r>
-        <w:rPr>
-          <w:rFonts w:ascii="Times New Roman" w:hAnsi="Times New Roman"/>
-          <w:sz w:val="24"/>
-        </w:rPr>
-        <w:t xml:space="preserve"> </w:t>
-      </w:r>
-      <w:r>
-        <w:rPr>
-          <w:rFonts w:ascii="Times New Roman" w:hAnsi="Times New Roman"/>
-          <w:sz w:val="24"/>
-        </w:rPr>
-        <w:t>вчи́нки</w:t>
-      </w:r>
-      <w:r>
-        <w:rPr>
-          <w:rFonts w:ascii="Times New Roman" w:hAnsi="Times New Roman"/>
-          <w:sz w:val="24"/>
-        </w:rPr>
-        <w:t xml:space="preserve"> </w:t>
-      </w:r>
-      <w:r>
-        <w:rPr>
-          <w:rFonts w:ascii="Times New Roman" w:hAnsi="Times New Roman"/>
-          <w:sz w:val="24"/>
-        </w:rPr>
-        <w:t>з</w:t>
-      </w:r>
-      <w:r>
-        <w:rPr>
-          <w:rFonts w:ascii="Times New Roman" w:hAnsi="Times New Roman"/>
-          <w:sz w:val="24"/>
-        </w:rPr>
-        <w:t xml:space="preserve"> </w:t>
-      </w:r>
-      <w:r>
-        <w:rPr>
-          <w:rFonts w:ascii="Times New Roman" w:hAnsi="Times New Roman"/>
-          <w:sz w:val="24"/>
-        </w:rPr>
-        <w:t>людьми́,</w:t>
-      </w:r>
-      <w:r>
-        <w:rPr>
-          <w:rFonts w:ascii="Times New Roman" w:hAnsi="Times New Roman"/>
-          <w:sz w:val="24"/>
-        </w:rPr>
-        <w:t xml:space="preserve"> </w:t>
-      </w:r>
-      <w:r>
-        <w:rPr>
-          <w:rFonts w:ascii="Times New Roman" w:hAnsi="Times New Roman"/>
-          <w:sz w:val="24"/>
-        </w:rPr>
-        <w:t>що</w:t>
-      </w:r>
-      <w:r>
-        <w:rPr>
-          <w:rFonts w:ascii="Times New Roman" w:hAnsi="Times New Roman"/>
-          <w:sz w:val="24"/>
-        </w:rPr>
-        <w:t xml:space="preserve"> </w:t>
-      </w:r>
-      <w:r>
-        <w:rPr>
-          <w:rFonts w:ascii="Times New Roman" w:hAnsi="Times New Roman"/>
-          <w:sz w:val="24"/>
-        </w:rPr>
-        <w:t>тво́рять</w:t>
-      </w:r>
-      <w:r>
-        <w:rPr>
-          <w:rFonts w:ascii="Times New Roman" w:hAnsi="Times New Roman"/>
-          <w:sz w:val="24"/>
-        </w:rPr>
-        <w:t xml:space="preserve"> </w:t>
-      </w:r>
-      <w:r>
-        <w:rPr>
-          <w:rFonts w:ascii="Times New Roman" w:hAnsi="Times New Roman"/>
-          <w:sz w:val="24"/>
-        </w:rPr>
-        <w:t>беззако́ння,*</w:t>
-      </w:r>
-      <w:r>
-        <w:rPr>
-          <w:rFonts w:ascii="Times New Roman" w:hAnsi="Times New Roman"/>
-          <w:sz w:val="24"/>
-        </w:rPr>
-        <w:t xml:space="preserve"> </w:t>
-      </w:r>
-      <w:r>
-        <w:rPr>
-          <w:rFonts w:ascii="Times New Roman" w:hAnsi="Times New Roman"/>
-          <w:sz w:val="24"/>
-        </w:rPr>
-        <w:t>–</w:t>
-      </w:r>
-      <w:r>
-        <w:rPr>
-          <w:rFonts w:ascii="Times New Roman" w:hAnsi="Times New Roman"/>
-          <w:sz w:val="24"/>
-        </w:rPr>
-        <w:t xml:space="preserve"> </w:t>
-      </w:r>
-      <w:r>
-        <w:rPr>
-          <w:rFonts w:ascii="Times New Roman" w:hAnsi="Times New Roman"/>
-          <w:sz w:val="24"/>
-        </w:rPr>
-        <w:t>ні</w:t>
-      </w:r>
-      <w:r>
-        <w:rPr>
-          <w:rFonts w:ascii="Times New Roman" w:hAnsi="Times New Roman"/>
-          <w:sz w:val="24"/>
-        </w:rPr>
-        <w:t xml:space="preserve"> </w:t>
-      </w:r>
-      <w:r>
-        <w:rPr>
-          <w:rFonts w:ascii="Times New Roman" w:hAnsi="Times New Roman"/>
-          <w:sz w:val="24"/>
-        </w:rPr>
-        <w:t>ла́сощів</w:t>
-      </w:r>
-      <w:r>
-        <w:rPr>
-          <w:rFonts w:ascii="Times New Roman" w:hAnsi="Times New Roman"/>
-          <w:sz w:val="24"/>
-        </w:rPr>
-        <w:t xml:space="preserve"> </w:t>
-      </w:r>
-      <w:r>
-        <w:rPr>
-          <w:rFonts w:ascii="Times New Roman" w:hAnsi="Times New Roman"/>
-          <w:sz w:val="24"/>
-        </w:rPr>
-        <w:t>ї́хніх</w:t>
-      </w:r>
-      <w:r>
-        <w:rPr>
-          <w:rFonts w:ascii="Times New Roman" w:hAnsi="Times New Roman"/>
-          <w:sz w:val="24"/>
-        </w:rPr>
-        <w:t xml:space="preserve"> </w:t>
-      </w:r>
-      <w:r>
-        <w:rPr>
-          <w:rFonts w:ascii="Times New Roman" w:hAnsi="Times New Roman"/>
-          <w:sz w:val="24"/>
-        </w:rPr>
-        <w:t>я</w:t>
-      </w:r>
-      <w:r>
-        <w:rPr>
-          <w:rFonts w:ascii="Times New Roman" w:hAnsi="Times New Roman"/>
-          <w:sz w:val="24"/>
-        </w:rPr>
-        <w:t xml:space="preserve"> </w:t>
-      </w:r>
-      <w:r>
-        <w:rPr>
-          <w:rFonts w:ascii="Times New Roman" w:hAnsi="Times New Roman"/>
-          <w:sz w:val="24"/>
-        </w:rPr>
-        <w:t>не</w:t>
-      </w:r>
-      <w:r>
-        <w:rPr>
-          <w:rFonts w:ascii="Times New Roman" w:hAnsi="Times New Roman"/>
-          <w:sz w:val="24"/>
-        </w:rPr>
-        <w:t xml:space="preserve"> </w:t>
-      </w:r>
-      <w:r>
-        <w:rPr>
-          <w:rFonts w:ascii="Times New Roman" w:hAnsi="Times New Roman"/>
-          <w:sz w:val="24"/>
-        </w:rPr>
-        <w:t>хо́чу</w:t>
-      </w:r>
-      <w:r>
-        <w:rPr>
-          <w:rFonts w:ascii="Times New Roman" w:hAnsi="Times New Roman"/>
-          <w:sz w:val="24"/>
-        </w:rPr>
-        <w:t xml:space="preserve"> </w:t>
-      </w:r>
-      <w:r>
-        <w:rPr>
-          <w:rFonts w:ascii="Times New Roman" w:hAnsi="Times New Roman"/>
-          <w:sz w:val="24"/>
-        </w:rPr>
-        <w:t>ї́сти.</w:t>
-      </w:r>
-    </w:p>
-    <w:p>
-      <w:pPr>
-        <w:spacing w:after="120"/>
-        <w:jc w:val="both"/>
-      </w:pPr>
-      <w:r>
-        <w:rPr>
-          <w:rFonts w:ascii="Times New Roman" w:hAnsi="Times New Roman"/>
-          <w:sz w:val="24"/>
-        </w:rPr>
-        <w:t>Неха́й</w:t>
-      </w:r>
-      <w:r>
-        <w:rPr>
-          <w:rFonts w:ascii="Times New Roman" w:hAnsi="Times New Roman"/>
-          <w:sz w:val="24"/>
-        </w:rPr>
-        <w:t xml:space="preserve"> </w:t>
-      </w:r>
-      <w:r>
-        <w:rPr>
-          <w:rFonts w:ascii="Times New Roman" w:hAnsi="Times New Roman"/>
-          <w:sz w:val="24"/>
-        </w:rPr>
-        <w:t>пра́ведник</w:t>
-      </w:r>
-      <w:r>
-        <w:rPr>
-          <w:rFonts w:ascii="Times New Roman" w:hAnsi="Times New Roman"/>
-          <w:sz w:val="24"/>
-        </w:rPr>
-        <w:t xml:space="preserve"> </w:t>
-      </w:r>
-      <w:r>
-        <w:rPr>
-          <w:rFonts w:ascii="Times New Roman" w:hAnsi="Times New Roman"/>
-          <w:sz w:val="24"/>
-        </w:rPr>
-        <w:t>по-до́брому</w:t>
-      </w:r>
-      <w:r>
-        <w:rPr>
-          <w:rFonts w:ascii="Times New Roman" w:hAnsi="Times New Roman"/>
-          <w:sz w:val="24"/>
-        </w:rPr>
-        <w:t xml:space="preserve"> </w:t>
-      </w:r>
-      <w:r>
-        <w:rPr>
-          <w:rFonts w:ascii="Times New Roman" w:hAnsi="Times New Roman"/>
-          <w:sz w:val="24"/>
-        </w:rPr>
-        <w:t>б’є</w:t>
-      </w:r>
-      <w:r>
-        <w:rPr>
-          <w:rFonts w:ascii="Times New Roman" w:hAnsi="Times New Roman"/>
-          <w:sz w:val="24"/>
-        </w:rPr>
-        <w:t xml:space="preserve"> </w:t>
-      </w:r>
-      <w:r>
-        <w:rPr>
-          <w:rFonts w:ascii="Times New Roman" w:hAnsi="Times New Roman"/>
-          <w:sz w:val="24"/>
-        </w:rPr>
-        <w:t>мене́</w:t>
-      </w:r>
-      <w:r>
-        <w:rPr>
-          <w:rFonts w:ascii="Times New Roman" w:hAnsi="Times New Roman"/>
-          <w:sz w:val="24"/>
-        </w:rPr>
-        <w:t xml:space="preserve"> </w:t>
-      </w:r>
-      <w:r>
-        <w:rPr>
-          <w:rFonts w:ascii="Times New Roman" w:hAnsi="Times New Roman"/>
-          <w:sz w:val="24"/>
-        </w:rPr>
-        <w:t>й</w:t>
-      </w:r>
-      <w:r>
-        <w:rPr>
-          <w:rFonts w:ascii="Times New Roman" w:hAnsi="Times New Roman"/>
-          <w:sz w:val="24"/>
-        </w:rPr>
-        <w:t xml:space="preserve"> </w:t>
-      </w:r>
-      <w:r>
-        <w:rPr>
-          <w:rFonts w:ascii="Times New Roman" w:hAnsi="Times New Roman"/>
-          <w:sz w:val="24"/>
-        </w:rPr>
-        <w:t>виправля́є,*</w:t>
-      </w:r>
-      <w:r>
-        <w:rPr>
-          <w:rFonts w:ascii="Times New Roman" w:hAnsi="Times New Roman"/>
-          <w:sz w:val="24"/>
-        </w:rPr>
-        <w:t xml:space="preserve"> </w:t>
-      </w:r>
-      <w:r>
-        <w:rPr>
-          <w:rFonts w:ascii="Times New Roman" w:hAnsi="Times New Roman"/>
-          <w:sz w:val="24"/>
-        </w:rPr>
-        <w:t>а</w:t>
-      </w:r>
-      <w:r>
-        <w:rPr>
-          <w:rFonts w:ascii="Times New Roman" w:hAnsi="Times New Roman"/>
-          <w:sz w:val="24"/>
-        </w:rPr>
-        <w:t xml:space="preserve"> </w:t>
-      </w:r>
-      <w:r>
-        <w:rPr>
-          <w:rFonts w:ascii="Times New Roman" w:hAnsi="Times New Roman"/>
-          <w:sz w:val="24"/>
-        </w:rPr>
-        <w:t>олі́я</w:t>
-      </w:r>
-      <w:r>
-        <w:rPr>
-          <w:rFonts w:ascii="Times New Roman" w:hAnsi="Times New Roman"/>
-          <w:sz w:val="24"/>
-        </w:rPr>
-        <w:t xml:space="preserve"> </w:t>
-      </w:r>
-      <w:r>
-        <w:rPr>
-          <w:rFonts w:ascii="Times New Roman" w:hAnsi="Times New Roman"/>
-          <w:sz w:val="24"/>
-        </w:rPr>
-        <w:t>грі́шного</w:t>
-      </w:r>
-      <w:r>
-        <w:rPr>
-          <w:rFonts w:ascii="Times New Roman" w:hAnsi="Times New Roman"/>
-          <w:sz w:val="24"/>
-        </w:rPr>
-        <w:t xml:space="preserve"> </w:t>
-      </w:r>
-      <w:r>
-        <w:rPr>
-          <w:rFonts w:ascii="Times New Roman" w:hAnsi="Times New Roman"/>
-          <w:sz w:val="24"/>
-        </w:rPr>
-        <w:t>неха́й</w:t>
-      </w:r>
-      <w:r>
-        <w:rPr>
-          <w:rFonts w:ascii="Times New Roman" w:hAnsi="Times New Roman"/>
-          <w:sz w:val="24"/>
-        </w:rPr>
-        <w:t xml:space="preserve"> </w:t>
-      </w:r>
-      <w:r>
-        <w:rPr>
-          <w:rFonts w:ascii="Times New Roman" w:hAnsi="Times New Roman"/>
-          <w:sz w:val="24"/>
-        </w:rPr>
-        <w:t>не</w:t>
-      </w:r>
-      <w:r>
-        <w:rPr>
-          <w:rFonts w:ascii="Times New Roman" w:hAnsi="Times New Roman"/>
-          <w:sz w:val="24"/>
-        </w:rPr>
-        <w:t xml:space="preserve"> </w:t>
-      </w:r>
-      <w:r>
-        <w:rPr>
-          <w:rFonts w:ascii="Times New Roman" w:hAnsi="Times New Roman"/>
-          <w:sz w:val="24"/>
-        </w:rPr>
-        <w:t>нама́стить</w:t>
-      </w:r>
-      <w:r>
-        <w:rPr>
-          <w:rFonts w:ascii="Times New Roman" w:hAnsi="Times New Roman"/>
-          <w:sz w:val="24"/>
-        </w:rPr>
-        <w:t xml:space="preserve"> </w:t>
-      </w:r>
-      <w:r>
-        <w:rPr>
-          <w:rFonts w:ascii="Times New Roman" w:hAnsi="Times New Roman"/>
-          <w:sz w:val="24"/>
-        </w:rPr>
-        <w:t>голови́</w:t>
-      </w:r>
-      <w:r>
-        <w:rPr>
-          <w:rFonts w:ascii="Times New Roman" w:hAnsi="Times New Roman"/>
-          <w:sz w:val="24"/>
-        </w:rPr>
-        <w:t xml:space="preserve"> </w:t>
-      </w:r>
-      <w:r>
-        <w:rPr>
-          <w:rFonts w:ascii="Times New Roman" w:hAnsi="Times New Roman"/>
-          <w:sz w:val="24"/>
-        </w:rPr>
-        <w:t>моє́ї.</w:t>
-      </w:r>
-    </w:p>
-    <w:p>
-      <w:pPr>
-        <w:spacing w:after="120"/>
-        <w:jc w:val="both"/>
-      </w:pPr>
-      <w:r>
-        <w:rPr>
-          <w:rFonts w:ascii="Times New Roman" w:hAnsi="Times New Roman"/>
-          <w:sz w:val="24"/>
-        </w:rPr>
-        <w:t>Я</w:t>
-      </w:r>
-      <w:r>
-        <w:rPr>
-          <w:rFonts w:ascii="Times New Roman" w:hAnsi="Times New Roman"/>
-          <w:sz w:val="24"/>
-        </w:rPr>
-        <w:t xml:space="preserve"> </w:t>
-      </w:r>
-      <w:r>
-        <w:rPr>
-          <w:rFonts w:ascii="Times New Roman" w:hAnsi="Times New Roman"/>
-          <w:sz w:val="24"/>
-        </w:rPr>
-        <w:t>все-таки́</w:t>
-      </w:r>
-      <w:r>
-        <w:rPr>
-          <w:rFonts w:ascii="Times New Roman" w:hAnsi="Times New Roman"/>
-          <w:sz w:val="24"/>
-        </w:rPr>
-        <w:t xml:space="preserve"> </w:t>
-      </w:r>
-      <w:r>
-        <w:rPr>
-          <w:rFonts w:ascii="Times New Roman" w:hAnsi="Times New Roman"/>
-          <w:sz w:val="24"/>
-        </w:rPr>
-        <w:t>моли́тимусь,*</w:t>
-      </w:r>
-      <w:r>
-        <w:rPr>
-          <w:rFonts w:ascii="Times New Roman" w:hAnsi="Times New Roman"/>
-          <w:sz w:val="24"/>
-        </w:rPr>
-        <w:t xml:space="preserve"> </w:t>
-      </w:r>
-      <w:r>
-        <w:rPr>
-          <w:rFonts w:ascii="Times New Roman" w:hAnsi="Times New Roman"/>
-          <w:sz w:val="24"/>
-        </w:rPr>
-        <w:t>незважа́ючи</w:t>
-      </w:r>
-      <w:r>
-        <w:rPr>
-          <w:rFonts w:ascii="Times New Roman" w:hAnsi="Times New Roman"/>
-          <w:sz w:val="24"/>
-        </w:rPr>
-        <w:t xml:space="preserve"> </w:t>
-      </w:r>
-      <w:r>
-        <w:rPr>
-          <w:rFonts w:ascii="Times New Roman" w:hAnsi="Times New Roman"/>
-          <w:sz w:val="24"/>
-        </w:rPr>
-        <w:t>на</w:t>
-      </w:r>
-      <w:r>
-        <w:rPr>
-          <w:rFonts w:ascii="Times New Roman" w:hAnsi="Times New Roman"/>
-          <w:sz w:val="24"/>
-        </w:rPr>
-        <w:t xml:space="preserve"> </w:t>
-      </w:r>
-      <w:r>
-        <w:rPr>
-          <w:rFonts w:ascii="Times New Roman" w:hAnsi="Times New Roman"/>
-          <w:sz w:val="24"/>
-        </w:rPr>
-        <w:t>ї́хні</w:t>
-      </w:r>
-      <w:r>
-        <w:rPr>
-          <w:rFonts w:ascii="Times New Roman" w:hAnsi="Times New Roman"/>
-          <w:sz w:val="24"/>
-        </w:rPr>
-        <w:t xml:space="preserve"> </w:t>
-      </w:r>
-      <w:r>
-        <w:rPr>
-          <w:rFonts w:ascii="Times New Roman" w:hAnsi="Times New Roman"/>
-          <w:sz w:val="24"/>
-        </w:rPr>
-        <w:t>злі</w:t>
-      </w:r>
-      <w:r>
-        <w:rPr>
-          <w:rFonts w:ascii="Times New Roman" w:hAnsi="Times New Roman"/>
-          <w:sz w:val="24"/>
-        </w:rPr>
-        <w:t xml:space="preserve"> </w:t>
-      </w:r>
-      <w:r>
-        <w:rPr>
-          <w:rFonts w:ascii="Times New Roman" w:hAnsi="Times New Roman"/>
-          <w:sz w:val="24"/>
-        </w:rPr>
-        <w:t>вчи́нки.</w:t>
-      </w:r>
-    </w:p>
-    <w:p>
-      <w:pPr>
-        <w:spacing w:after="120"/>
-        <w:jc w:val="both"/>
-      </w:pPr>
-      <w:r>
-        <w:rPr>
-          <w:rFonts w:ascii="Times New Roman" w:hAnsi="Times New Roman"/>
-          <w:sz w:val="24"/>
-        </w:rPr>
-        <w:t>Якщо́</w:t>
-      </w:r>
-      <w:r>
-        <w:rPr>
-          <w:rFonts w:ascii="Times New Roman" w:hAnsi="Times New Roman"/>
-          <w:sz w:val="24"/>
-        </w:rPr>
-        <w:t xml:space="preserve"> </w:t>
-      </w:r>
-      <w:r>
-        <w:rPr>
-          <w:rFonts w:ascii="Times New Roman" w:hAnsi="Times New Roman"/>
-          <w:sz w:val="24"/>
-        </w:rPr>
-        <w:t>су́ддів</w:t>
-      </w:r>
-      <w:r>
-        <w:rPr>
-          <w:rFonts w:ascii="Times New Roman" w:hAnsi="Times New Roman"/>
-          <w:sz w:val="24"/>
-        </w:rPr>
-        <w:t xml:space="preserve"> </w:t>
-      </w:r>
-      <w:r>
-        <w:rPr>
-          <w:rFonts w:ascii="Times New Roman" w:hAnsi="Times New Roman"/>
-          <w:sz w:val="24"/>
-        </w:rPr>
-        <w:t>ї́хніх</w:t>
-      </w:r>
-      <w:r>
-        <w:rPr>
-          <w:rFonts w:ascii="Times New Roman" w:hAnsi="Times New Roman"/>
-          <w:sz w:val="24"/>
-        </w:rPr>
-        <w:t xml:space="preserve"> </w:t>
-      </w:r>
-      <w:r>
-        <w:rPr>
-          <w:rFonts w:ascii="Times New Roman" w:hAnsi="Times New Roman"/>
-          <w:sz w:val="24"/>
-        </w:rPr>
-        <w:t>ски́нуть</w:t>
-      </w:r>
-      <w:r>
-        <w:rPr>
-          <w:rFonts w:ascii="Times New Roman" w:hAnsi="Times New Roman"/>
-          <w:sz w:val="24"/>
-        </w:rPr>
-        <w:t xml:space="preserve"> </w:t>
-      </w:r>
-      <w:r>
-        <w:rPr>
-          <w:rFonts w:ascii="Times New Roman" w:hAnsi="Times New Roman"/>
-          <w:sz w:val="24"/>
-        </w:rPr>
-        <w:t>в</w:t>
-      </w:r>
-      <w:r>
-        <w:rPr>
-          <w:rFonts w:ascii="Times New Roman" w:hAnsi="Times New Roman"/>
-          <w:sz w:val="24"/>
-        </w:rPr>
-        <w:t xml:space="preserve"> </w:t>
-      </w:r>
-      <w:r>
-        <w:rPr>
-          <w:rFonts w:ascii="Times New Roman" w:hAnsi="Times New Roman"/>
-          <w:sz w:val="24"/>
-        </w:rPr>
-        <w:t>уще́лини</w:t>
-      </w:r>
-      <w:r>
-        <w:rPr>
-          <w:rFonts w:ascii="Times New Roman" w:hAnsi="Times New Roman"/>
-          <w:sz w:val="24"/>
-        </w:rPr>
-        <w:t xml:space="preserve"> </w:t>
-      </w:r>
-      <w:r>
-        <w:rPr>
-          <w:rFonts w:ascii="Times New Roman" w:hAnsi="Times New Roman"/>
-          <w:sz w:val="24"/>
-        </w:rPr>
-        <w:t>ске́лі,*</w:t>
-      </w:r>
-      <w:r>
-        <w:rPr>
-          <w:rFonts w:ascii="Times New Roman" w:hAnsi="Times New Roman"/>
-          <w:sz w:val="24"/>
-        </w:rPr>
-        <w:t xml:space="preserve"> </w:t>
-      </w:r>
-      <w:r>
-        <w:rPr>
-          <w:rFonts w:ascii="Times New Roman" w:hAnsi="Times New Roman"/>
-          <w:sz w:val="24"/>
-        </w:rPr>
-        <w:t>то</w:t>
-      </w:r>
-      <w:r>
-        <w:rPr>
-          <w:rFonts w:ascii="Times New Roman" w:hAnsi="Times New Roman"/>
-          <w:sz w:val="24"/>
-        </w:rPr>
-        <w:t xml:space="preserve"> </w:t>
-      </w:r>
-      <w:r>
-        <w:rPr>
-          <w:rFonts w:ascii="Times New Roman" w:hAnsi="Times New Roman"/>
-          <w:sz w:val="24"/>
-        </w:rPr>
-        <w:t>почу́ють,</w:t>
-      </w:r>
-      <w:r>
-        <w:rPr>
-          <w:rFonts w:ascii="Times New Roman" w:hAnsi="Times New Roman"/>
-          <w:sz w:val="24"/>
-        </w:rPr>
-        <w:t xml:space="preserve"> </w:t>
-      </w:r>
-      <w:r>
-        <w:rPr>
-          <w:rFonts w:ascii="Times New Roman" w:hAnsi="Times New Roman"/>
-          <w:sz w:val="24"/>
-        </w:rPr>
-        <w:t>що</w:t>
-      </w:r>
-      <w:r>
-        <w:rPr>
-          <w:rFonts w:ascii="Times New Roman" w:hAnsi="Times New Roman"/>
-          <w:sz w:val="24"/>
-        </w:rPr>
-        <w:t xml:space="preserve"> </w:t>
-      </w:r>
-      <w:r>
-        <w:rPr>
-          <w:rFonts w:ascii="Times New Roman" w:hAnsi="Times New Roman"/>
-          <w:sz w:val="24"/>
-        </w:rPr>
-        <w:t>слова́</w:t>
-      </w:r>
-      <w:r>
-        <w:rPr>
-          <w:rFonts w:ascii="Times New Roman" w:hAnsi="Times New Roman"/>
-          <w:sz w:val="24"/>
-        </w:rPr>
-        <w:t xml:space="preserve"> </w:t>
-      </w:r>
-      <w:r>
-        <w:rPr>
-          <w:rFonts w:ascii="Times New Roman" w:hAnsi="Times New Roman"/>
-          <w:sz w:val="24"/>
-        </w:rPr>
-        <w:t>мої́</w:t>
-      </w:r>
-      <w:r>
-        <w:rPr>
-          <w:rFonts w:ascii="Times New Roman" w:hAnsi="Times New Roman"/>
-          <w:sz w:val="24"/>
-        </w:rPr>
-        <w:t xml:space="preserve"> </w:t>
-      </w:r>
-      <w:r>
-        <w:rPr>
-          <w:rFonts w:ascii="Times New Roman" w:hAnsi="Times New Roman"/>
-          <w:sz w:val="24"/>
-        </w:rPr>
-        <w:t>лю́бі.</w:t>
-      </w:r>
-    </w:p>
-    <w:p>
-      <w:pPr>
-        <w:spacing w:after="120"/>
-        <w:jc w:val="both"/>
-      </w:pPr>
-      <w:r>
-        <w:rPr>
-          <w:rFonts w:ascii="Times New Roman" w:hAnsi="Times New Roman"/>
-          <w:sz w:val="24"/>
-        </w:rPr>
-        <w:t>Немо́вби</w:t>
-      </w:r>
-      <w:r>
-        <w:rPr>
-          <w:rFonts w:ascii="Times New Roman" w:hAnsi="Times New Roman"/>
-          <w:sz w:val="24"/>
-        </w:rPr>
-        <w:t xml:space="preserve"> </w:t>
-      </w:r>
-      <w:r>
-        <w:rPr>
-          <w:rFonts w:ascii="Times New Roman" w:hAnsi="Times New Roman"/>
-          <w:sz w:val="24"/>
-        </w:rPr>
-        <w:t>хтось</w:t>
-      </w:r>
-      <w:r>
-        <w:rPr>
-          <w:rFonts w:ascii="Times New Roman" w:hAnsi="Times New Roman"/>
-          <w:sz w:val="24"/>
-        </w:rPr>
-        <w:t xml:space="preserve"> </w:t>
-      </w:r>
-      <w:r>
-        <w:rPr>
-          <w:rFonts w:ascii="Times New Roman" w:hAnsi="Times New Roman"/>
-          <w:sz w:val="24"/>
-        </w:rPr>
-        <w:t>розби́в</w:t>
-      </w:r>
-      <w:r>
-        <w:rPr>
-          <w:rFonts w:ascii="Times New Roman" w:hAnsi="Times New Roman"/>
-          <w:sz w:val="24"/>
-        </w:rPr>
-        <w:t xml:space="preserve"> </w:t>
-      </w:r>
-      <w:r>
-        <w:rPr>
-          <w:rFonts w:ascii="Times New Roman" w:hAnsi="Times New Roman"/>
-          <w:sz w:val="24"/>
-        </w:rPr>
-        <w:t>і</w:t>
-      </w:r>
-      <w:r>
-        <w:rPr>
-          <w:rFonts w:ascii="Times New Roman" w:hAnsi="Times New Roman"/>
-          <w:sz w:val="24"/>
-        </w:rPr>
-        <w:t xml:space="preserve"> </w:t>
-      </w:r>
-      <w:r>
-        <w:rPr>
-          <w:rFonts w:ascii="Times New Roman" w:hAnsi="Times New Roman"/>
-          <w:sz w:val="24"/>
-        </w:rPr>
-        <w:t>розри́в</w:t>
-      </w:r>
-      <w:r>
-        <w:rPr>
-          <w:rFonts w:ascii="Times New Roman" w:hAnsi="Times New Roman"/>
-          <w:sz w:val="24"/>
-        </w:rPr>
-        <w:t xml:space="preserve"> </w:t>
-      </w:r>
-      <w:r>
-        <w:rPr>
-          <w:rFonts w:ascii="Times New Roman" w:hAnsi="Times New Roman"/>
-          <w:sz w:val="24"/>
-        </w:rPr>
-        <w:t>зе́млю,*</w:t>
-      </w:r>
-      <w:r>
-        <w:rPr>
-          <w:rFonts w:ascii="Times New Roman" w:hAnsi="Times New Roman"/>
-          <w:sz w:val="24"/>
-        </w:rPr>
-        <w:t xml:space="preserve"> </w:t>
-      </w:r>
-      <w:r>
-        <w:rPr>
-          <w:rFonts w:ascii="Times New Roman" w:hAnsi="Times New Roman"/>
-          <w:sz w:val="24"/>
-        </w:rPr>
-        <w:t>розки́дано</w:t>
-      </w:r>
-      <w:r>
-        <w:rPr>
-          <w:rFonts w:ascii="Times New Roman" w:hAnsi="Times New Roman"/>
-          <w:sz w:val="24"/>
-        </w:rPr>
-        <w:t xml:space="preserve"> </w:t>
-      </w:r>
-      <w:r>
-        <w:rPr>
-          <w:rFonts w:ascii="Times New Roman" w:hAnsi="Times New Roman"/>
-          <w:sz w:val="24"/>
-        </w:rPr>
-        <w:t>ї́хні</w:t>
-      </w:r>
-      <w:r>
-        <w:rPr>
-          <w:rFonts w:ascii="Times New Roman" w:hAnsi="Times New Roman"/>
-          <w:sz w:val="24"/>
-        </w:rPr>
-        <w:t xml:space="preserve"> </w:t>
-      </w:r>
-      <w:r>
-        <w:rPr>
-          <w:rFonts w:ascii="Times New Roman" w:hAnsi="Times New Roman"/>
-          <w:sz w:val="24"/>
-        </w:rPr>
-        <w:t>ко́сті</w:t>
-      </w:r>
-      <w:r>
-        <w:rPr>
-          <w:rFonts w:ascii="Times New Roman" w:hAnsi="Times New Roman"/>
-          <w:sz w:val="24"/>
-        </w:rPr>
-        <w:t xml:space="preserve"> </w:t>
-      </w:r>
-      <w:r>
-        <w:rPr>
-          <w:rFonts w:ascii="Times New Roman" w:hAnsi="Times New Roman"/>
-          <w:sz w:val="24"/>
-        </w:rPr>
-        <w:t>пе́ред</w:t>
-      </w:r>
-      <w:r>
-        <w:rPr>
-          <w:rFonts w:ascii="Times New Roman" w:hAnsi="Times New Roman"/>
-          <w:sz w:val="24"/>
-        </w:rPr>
-        <w:t xml:space="preserve"> </w:t>
-      </w:r>
-      <w:r>
-        <w:rPr>
-          <w:rFonts w:ascii="Times New Roman" w:hAnsi="Times New Roman"/>
-          <w:sz w:val="24"/>
-        </w:rPr>
-        <w:t>а́дом.</w:t>
-      </w:r>
-    </w:p>
-    <w:p>
-      <w:pPr>
-        <w:spacing w:after="120"/>
-        <w:jc w:val="both"/>
-      </w:pPr>
-      <w:r>
-        <w:rPr>
-          <w:rFonts w:ascii="Times New Roman" w:hAnsi="Times New Roman"/>
-          <w:sz w:val="24"/>
-        </w:rPr>
-        <w:t>Бо</w:t>
-      </w:r>
-      <w:r>
-        <w:rPr>
-          <w:rFonts w:ascii="Times New Roman" w:hAnsi="Times New Roman"/>
-          <w:sz w:val="24"/>
-        </w:rPr>
-        <w:t xml:space="preserve"> </w:t>
-      </w:r>
-      <w:r>
-        <w:rPr>
-          <w:rFonts w:ascii="Times New Roman" w:hAnsi="Times New Roman"/>
-          <w:sz w:val="24"/>
-        </w:rPr>
-        <w:t>до</w:t>
-      </w:r>
-      <w:r>
-        <w:rPr>
-          <w:rFonts w:ascii="Times New Roman" w:hAnsi="Times New Roman"/>
-          <w:sz w:val="24"/>
-        </w:rPr>
-        <w:t xml:space="preserve"> </w:t>
-      </w:r>
-      <w:r>
-        <w:rPr>
-          <w:rFonts w:ascii="Times New Roman" w:hAnsi="Times New Roman"/>
-          <w:sz w:val="24"/>
-        </w:rPr>
-        <w:t>Те́бе,</w:t>
-      </w:r>
-      <w:r>
-        <w:rPr>
-          <w:rFonts w:ascii="Times New Roman" w:hAnsi="Times New Roman"/>
-          <w:sz w:val="24"/>
-        </w:rPr>
-        <w:t xml:space="preserve"> </w:t>
-      </w:r>
-      <w:r>
-        <w:rPr>
-          <w:rFonts w:ascii="Times New Roman" w:hAnsi="Times New Roman"/>
-          <w:sz w:val="24"/>
-        </w:rPr>
-        <w:t>Го́споди,</w:t>
-      </w:r>
-      <w:r>
-        <w:rPr>
-          <w:rFonts w:ascii="Times New Roman" w:hAnsi="Times New Roman"/>
-          <w:sz w:val="24"/>
-        </w:rPr>
-        <w:t xml:space="preserve"> </w:t>
-      </w:r>
-      <w:r>
-        <w:rPr>
-          <w:rFonts w:ascii="Times New Roman" w:hAnsi="Times New Roman"/>
-          <w:sz w:val="24"/>
-        </w:rPr>
-        <w:t>мій</w:t>
-      </w:r>
-      <w:r>
-        <w:rPr>
-          <w:rFonts w:ascii="Times New Roman" w:hAnsi="Times New Roman"/>
-          <w:sz w:val="24"/>
-        </w:rPr>
-        <w:t xml:space="preserve"> </w:t>
-      </w:r>
-      <w:r>
-        <w:rPr>
-          <w:rFonts w:ascii="Times New Roman" w:hAnsi="Times New Roman"/>
-          <w:sz w:val="24"/>
-        </w:rPr>
-        <w:t>Бо́же,</w:t>
-      </w:r>
-      <w:r>
-        <w:rPr>
-          <w:rFonts w:ascii="Times New Roman" w:hAnsi="Times New Roman"/>
-          <w:sz w:val="24"/>
-        </w:rPr>
-        <w:t xml:space="preserve"> </w:t>
-      </w:r>
-      <w:r>
-        <w:rPr>
-          <w:rFonts w:ascii="Times New Roman" w:hAnsi="Times New Roman"/>
-          <w:sz w:val="24"/>
-        </w:rPr>
-        <w:t>мої́</w:t>
-      </w:r>
-      <w:r>
-        <w:rPr>
-          <w:rFonts w:ascii="Times New Roman" w:hAnsi="Times New Roman"/>
-          <w:sz w:val="24"/>
-        </w:rPr>
-        <w:t xml:space="preserve"> </w:t>
-      </w:r>
-      <w:r>
-        <w:rPr>
-          <w:rFonts w:ascii="Times New Roman" w:hAnsi="Times New Roman"/>
-          <w:sz w:val="24"/>
-        </w:rPr>
-        <w:t>о́чі;*</w:t>
-      </w:r>
-      <w:r>
-        <w:rPr>
-          <w:rFonts w:ascii="Times New Roman" w:hAnsi="Times New Roman"/>
-          <w:sz w:val="24"/>
-        </w:rPr>
-        <w:t xml:space="preserve"> </w:t>
-      </w:r>
-      <w:r>
-        <w:rPr>
-          <w:rFonts w:ascii="Times New Roman" w:hAnsi="Times New Roman"/>
-          <w:sz w:val="24"/>
-        </w:rPr>
-        <w:t>до</w:t>
-      </w:r>
-      <w:r>
-        <w:rPr>
-          <w:rFonts w:ascii="Times New Roman" w:hAnsi="Times New Roman"/>
-          <w:sz w:val="24"/>
-        </w:rPr>
-        <w:t xml:space="preserve"> </w:t>
-      </w:r>
-      <w:r>
-        <w:rPr>
-          <w:rFonts w:ascii="Times New Roman" w:hAnsi="Times New Roman"/>
-          <w:sz w:val="24"/>
-        </w:rPr>
-        <w:t>Те́бе</w:t>
-      </w:r>
-      <w:r>
-        <w:rPr>
-          <w:rFonts w:ascii="Times New Roman" w:hAnsi="Times New Roman"/>
-          <w:sz w:val="24"/>
-        </w:rPr>
-        <w:t xml:space="preserve"> </w:t>
-      </w:r>
-      <w:r>
-        <w:rPr>
-          <w:rFonts w:ascii="Times New Roman" w:hAnsi="Times New Roman"/>
-          <w:sz w:val="24"/>
-        </w:rPr>
-        <w:t>прибіга́ю,</w:t>
-      </w:r>
-      <w:r>
-        <w:rPr>
-          <w:rFonts w:ascii="Times New Roman" w:hAnsi="Times New Roman"/>
-          <w:sz w:val="24"/>
-        </w:rPr>
-        <w:t xml:space="preserve"> </w:t>
-      </w:r>
-      <w:r>
-        <w:rPr>
-          <w:rFonts w:ascii="Times New Roman" w:hAnsi="Times New Roman"/>
-          <w:sz w:val="24"/>
-        </w:rPr>
-        <w:t>не</w:t>
-      </w:r>
-      <w:r>
-        <w:rPr>
-          <w:rFonts w:ascii="Times New Roman" w:hAnsi="Times New Roman"/>
-          <w:sz w:val="24"/>
-        </w:rPr>
-        <w:t xml:space="preserve"> </w:t>
-      </w:r>
-      <w:r>
-        <w:rPr>
-          <w:rFonts w:ascii="Times New Roman" w:hAnsi="Times New Roman"/>
-          <w:sz w:val="24"/>
-        </w:rPr>
-        <w:t>губи́</w:t>
-      </w:r>
-      <w:r>
-        <w:rPr>
-          <w:rFonts w:ascii="Times New Roman" w:hAnsi="Times New Roman"/>
-          <w:sz w:val="24"/>
-        </w:rPr>
-        <w:t xml:space="preserve"> </w:t>
-      </w:r>
-      <w:r>
-        <w:rPr>
-          <w:rFonts w:ascii="Times New Roman" w:hAnsi="Times New Roman"/>
-          <w:sz w:val="24"/>
-        </w:rPr>
-        <w:t>душі́</w:t>
-      </w:r>
-      <w:r>
-        <w:rPr>
-          <w:rFonts w:ascii="Times New Roman" w:hAnsi="Times New Roman"/>
-          <w:sz w:val="24"/>
-        </w:rPr>
-        <w:t xml:space="preserve"> </w:t>
-      </w:r>
-      <w:r>
-        <w:rPr>
-          <w:rFonts w:ascii="Times New Roman" w:hAnsi="Times New Roman"/>
-          <w:sz w:val="24"/>
-        </w:rPr>
-        <w:t>моє́ї.</w:t>
-      </w:r>
-    </w:p>
-    <w:p>
-      <w:pPr>
-        <w:spacing w:after="120"/>
-        <w:jc w:val="both"/>
-      </w:pPr>
-      <w:r>
-        <w:rPr>
-          <w:rFonts w:ascii="Times New Roman" w:hAnsi="Times New Roman"/>
-          <w:sz w:val="24"/>
-        </w:rPr>
-        <w:t>Збережи́</w:t>
-      </w:r>
-      <w:r>
-        <w:rPr>
-          <w:rFonts w:ascii="Times New Roman" w:hAnsi="Times New Roman"/>
-          <w:sz w:val="24"/>
-        </w:rPr>
-        <w:t xml:space="preserve"> </w:t>
-      </w:r>
-      <w:r>
-        <w:rPr>
-          <w:rFonts w:ascii="Times New Roman" w:hAnsi="Times New Roman"/>
-          <w:sz w:val="24"/>
-        </w:rPr>
-        <w:t>мене́</w:t>
-      </w:r>
-      <w:r>
-        <w:rPr>
-          <w:rFonts w:ascii="Times New Roman" w:hAnsi="Times New Roman"/>
-          <w:sz w:val="24"/>
-        </w:rPr>
-        <w:t xml:space="preserve"> </w:t>
-      </w:r>
-      <w:r>
-        <w:rPr>
-          <w:rFonts w:ascii="Times New Roman" w:hAnsi="Times New Roman"/>
-          <w:sz w:val="24"/>
-        </w:rPr>
-        <w:t>від</w:t>
-      </w:r>
-      <w:r>
-        <w:rPr>
-          <w:rFonts w:ascii="Times New Roman" w:hAnsi="Times New Roman"/>
-          <w:sz w:val="24"/>
-        </w:rPr>
-        <w:t xml:space="preserve"> </w:t>
-      </w:r>
-      <w:r>
-        <w:rPr>
-          <w:rFonts w:ascii="Times New Roman" w:hAnsi="Times New Roman"/>
-          <w:sz w:val="24"/>
-        </w:rPr>
-        <w:t>пе́тлі,</w:t>
-      </w:r>
-      <w:r>
-        <w:rPr>
-          <w:rFonts w:ascii="Times New Roman" w:hAnsi="Times New Roman"/>
-          <w:sz w:val="24"/>
-        </w:rPr>
-        <w:t xml:space="preserve"> </w:t>
-      </w:r>
-      <w:r>
-        <w:rPr>
-          <w:rFonts w:ascii="Times New Roman" w:hAnsi="Times New Roman"/>
-          <w:sz w:val="24"/>
-        </w:rPr>
-        <w:t>що</w:t>
-      </w:r>
-      <w:r>
-        <w:rPr>
-          <w:rFonts w:ascii="Times New Roman" w:hAnsi="Times New Roman"/>
-          <w:sz w:val="24"/>
-        </w:rPr>
-        <w:t xml:space="preserve"> </w:t>
-      </w:r>
-      <w:r>
-        <w:rPr>
-          <w:rFonts w:ascii="Times New Roman" w:hAnsi="Times New Roman"/>
-          <w:sz w:val="24"/>
-        </w:rPr>
-        <w:t>її́</w:t>
-      </w:r>
-      <w:r>
-        <w:rPr>
-          <w:rFonts w:ascii="Times New Roman" w:hAnsi="Times New Roman"/>
-          <w:sz w:val="24"/>
-        </w:rPr>
-        <w:t xml:space="preserve"> </w:t>
-      </w:r>
-      <w:r>
-        <w:rPr>
-          <w:rFonts w:ascii="Times New Roman" w:hAnsi="Times New Roman"/>
-          <w:sz w:val="24"/>
-        </w:rPr>
-        <w:t>наста́вили</w:t>
-      </w:r>
-      <w:r>
-        <w:rPr>
-          <w:rFonts w:ascii="Times New Roman" w:hAnsi="Times New Roman"/>
-          <w:sz w:val="24"/>
-        </w:rPr>
-        <w:t xml:space="preserve"> </w:t>
-      </w:r>
-      <w:r>
-        <w:rPr>
-          <w:rFonts w:ascii="Times New Roman" w:hAnsi="Times New Roman"/>
-          <w:sz w:val="24"/>
-        </w:rPr>
-        <w:t>на</w:t>
-      </w:r>
-      <w:r>
-        <w:rPr>
-          <w:rFonts w:ascii="Times New Roman" w:hAnsi="Times New Roman"/>
-          <w:sz w:val="24"/>
-        </w:rPr>
-        <w:t xml:space="preserve"> </w:t>
-      </w:r>
-      <w:r>
-        <w:rPr>
-          <w:rFonts w:ascii="Times New Roman" w:hAnsi="Times New Roman"/>
-          <w:sz w:val="24"/>
-        </w:rPr>
-        <w:t>ме́не,*</w:t>
-      </w:r>
-      <w:r>
-        <w:rPr>
-          <w:rFonts w:ascii="Times New Roman" w:hAnsi="Times New Roman"/>
-          <w:sz w:val="24"/>
-        </w:rPr>
-        <w:t xml:space="preserve"> </w:t>
-      </w:r>
-      <w:r>
-        <w:rPr>
-          <w:rFonts w:ascii="Times New Roman" w:hAnsi="Times New Roman"/>
-          <w:sz w:val="24"/>
-        </w:rPr>
-        <w:t>і</w:t>
-      </w:r>
-      <w:r>
-        <w:rPr>
-          <w:rFonts w:ascii="Times New Roman" w:hAnsi="Times New Roman"/>
-          <w:sz w:val="24"/>
-        </w:rPr>
-        <w:t xml:space="preserve"> </w:t>
-      </w:r>
-      <w:r>
-        <w:rPr>
-          <w:rFonts w:ascii="Times New Roman" w:hAnsi="Times New Roman"/>
-          <w:sz w:val="24"/>
-        </w:rPr>
-        <w:t>від</w:t>
-      </w:r>
-      <w:r>
-        <w:rPr>
-          <w:rFonts w:ascii="Times New Roman" w:hAnsi="Times New Roman"/>
-          <w:sz w:val="24"/>
-        </w:rPr>
-        <w:t xml:space="preserve"> </w:t>
-      </w:r>
-      <w:r>
-        <w:rPr>
-          <w:rFonts w:ascii="Times New Roman" w:hAnsi="Times New Roman"/>
-          <w:sz w:val="24"/>
-        </w:rPr>
-        <w:t>сильця́</w:t>
-      </w:r>
-      <w:r>
-        <w:rPr>
-          <w:rFonts w:ascii="Times New Roman" w:hAnsi="Times New Roman"/>
-          <w:sz w:val="24"/>
-        </w:rPr>
-        <w:t xml:space="preserve"> </w:t>
-      </w:r>
-      <w:r>
-        <w:rPr>
-          <w:rFonts w:ascii="Times New Roman" w:hAnsi="Times New Roman"/>
-          <w:sz w:val="24"/>
-        </w:rPr>
-        <w:t>тих,</w:t>
-      </w:r>
-      <w:r>
-        <w:rPr>
-          <w:rFonts w:ascii="Times New Roman" w:hAnsi="Times New Roman"/>
-          <w:sz w:val="24"/>
-        </w:rPr>
-        <w:t xml:space="preserve"> </w:t>
-      </w:r>
-      <w:r>
-        <w:rPr>
-          <w:rFonts w:ascii="Times New Roman" w:hAnsi="Times New Roman"/>
-          <w:sz w:val="24"/>
-        </w:rPr>
-        <w:t>що</w:t>
-      </w:r>
-      <w:r>
-        <w:rPr>
-          <w:rFonts w:ascii="Times New Roman" w:hAnsi="Times New Roman"/>
-          <w:sz w:val="24"/>
-        </w:rPr>
-        <w:t xml:space="preserve"> </w:t>
-      </w:r>
-      <w:r>
-        <w:rPr>
-          <w:rFonts w:ascii="Times New Roman" w:hAnsi="Times New Roman"/>
-          <w:sz w:val="24"/>
-        </w:rPr>
-        <w:t>тво́рять</w:t>
-      </w:r>
-      <w:r>
-        <w:rPr>
-          <w:rFonts w:ascii="Times New Roman" w:hAnsi="Times New Roman"/>
-          <w:sz w:val="24"/>
-        </w:rPr>
-        <w:t xml:space="preserve"> </w:t>
-      </w:r>
-      <w:r>
-        <w:rPr>
-          <w:rFonts w:ascii="Times New Roman" w:hAnsi="Times New Roman"/>
-          <w:sz w:val="24"/>
-        </w:rPr>
-        <w:t>беззако́ння.</w:t>
-      </w:r>
-    </w:p>
-    <w:p>
-      <w:pPr>
-        <w:spacing w:after="120"/>
-        <w:jc w:val="both"/>
-      </w:pPr>
-      <w:r>
-        <w:rPr>
-          <w:rFonts w:ascii="Times New Roman" w:hAnsi="Times New Roman"/>
-          <w:sz w:val="24"/>
-        </w:rPr>
-        <w:t>Неха́й</w:t>
-      </w:r>
-      <w:r>
-        <w:rPr>
-          <w:rFonts w:ascii="Times New Roman" w:hAnsi="Times New Roman"/>
-          <w:sz w:val="24"/>
-        </w:rPr>
-        <w:t xml:space="preserve"> </w:t>
-      </w:r>
-      <w:r>
-        <w:rPr>
-          <w:rFonts w:ascii="Times New Roman" w:hAnsi="Times New Roman"/>
-          <w:sz w:val="24"/>
-        </w:rPr>
-        <w:t>грі́шники</w:t>
-      </w:r>
-      <w:r>
-        <w:rPr>
-          <w:rFonts w:ascii="Times New Roman" w:hAnsi="Times New Roman"/>
-          <w:sz w:val="24"/>
-        </w:rPr>
-        <w:t xml:space="preserve"> </w:t>
-      </w:r>
-      <w:r>
-        <w:rPr>
-          <w:rFonts w:ascii="Times New Roman" w:hAnsi="Times New Roman"/>
-          <w:sz w:val="24"/>
-        </w:rPr>
-        <w:t>впаду́ть</w:t>
-      </w:r>
-      <w:r>
-        <w:rPr>
-          <w:rFonts w:ascii="Times New Roman" w:hAnsi="Times New Roman"/>
-          <w:sz w:val="24"/>
-        </w:rPr>
-        <w:t xml:space="preserve"> </w:t>
-      </w:r>
-      <w:r>
-        <w:rPr>
-          <w:rFonts w:ascii="Times New Roman" w:hAnsi="Times New Roman"/>
-          <w:sz w:val="24"/>
-        </w:rPr>
-        <w:t>у</w:t>
-      </w:r>
-      <w:r>
-        <w:rPr>
-          <w:rFonts w:ascii="Times New Roman" w:hAnsi="Times New Roman"/>
-          <w:sz w:val="24"/>
-        </w:rPr>
-        <w:t xml:space="preserve"> </w:t>
-      </w:r>
-      <w:r>
-        <w:rPr>
-          <w:rFonts w:ascii="Times New Roman" w:hAnsi="Times New Roman"/>
-          <w:sz w:val="24"/>
-        </w:rPr>
-        <w:t>вла́сні</w:t>
-      </w:r>
-      <w:r>
-        <w:rPr>
-          <w:rFonts w:ascii="Times New Roman" w:hAnsi="Times New Roman"/>
-          <w:sz w:val="24"/>
-        </w:rPr>
-        <w:t xml:space="preserve"> </w:t>
-      </w:r>
-      <w:r>
-        <w:rPr>
-          <w:rFonts w:ascii="Times New Roman" w:hAnsi="Times New Roman"/>
-          <w:sz w:val="24"/>
-        </w:rPr>
-        <w:t>сі́ті</w:t>
-      </w:r>
-      <w:r>
-        <w:rPr>
-          <w:rFonts w:ascii="Times New Roman" w:hAnsi="Times New Roman"/>
-          <w:sz w:val="24"/>
-        </w:rPr>
-        <w:t xml:space="preserve"> </w:t>
-      </w:r>
-      <w:r>
-        <w:rPr>
-          <w:rFonts w:ascii="Times New Roman" w:hAnsi="Times New Roman"/>
-          <w:sz w:val="24"/>
-        </w:rPr>
-        <w:t>всі</w:t>
-      </w:r>
-      <w:r>
-        <w:rPr>
-          <w:rFonts w:ascii="Times New Roman" w:hAnsi="Times New Roman"/>
-          <w:sz w:val="24"/>
-        </w:rPr>
-        <w:t xml:space="preserve"> </w:t>
-      </w:r>
-      <w:r>
-        <w:rPr>
-          <w:rFonts w:ascii="Times New Roman" w:hAnsi="Times New Roman"/>
-          <w:sz w:val="24"/>
-        </w:rPr>
-        <w:t>ра́зом,*</w:t>
-      </w:r>
-      <w:r>
-        <w:rPr>
-          <w:rFonts w:ascii="Times New Roman" w:hAnsi="Times New Roman"/>
-          <w:sz w:val="24"/>
-        </w:rPr>
-        <w:t xml:space="preserve"> </w:t>
-      </w:r>
-      <w:r>
-        <w:rPr>
-          <w:rFonts w:ascii="Times New Roman" w:hAnsi="Times New Roman"/>
-          <w:sz w:val="24"/>
-        </w:rPr>
-        <w:t>а</w:t>
-      </w:r>
-      <w:r>
-        <w:rPr>
-          <w:rFonts w:ascii="Times New Roman" w:hAnsi="Times New Roman"/>
-          <w:sz w:val="24"/>
-        </w:rPr>
-        <w:t xml:space="preserve"> </w:t>
-      </w:r>
-      <w:r>
-        <w:rPr>
-          <w:rFonts w:ascii="Times New Roman" w:hAnsi="Times New Roman"/>
-          <w:sz w:val="24"/>
-        </w:rPr>
-        <w:t>я</w:t>
-      </w:r>
-      <w:r>
-        <w:rPr>
-          <w:rFonts w:ascii="Times New Roman" w:hAnsi="Times New Roman"/>
-          <w:sz w:val="24"/>
-        </w:rPr>
-        <w:t xml:space="preserve"> </w:t>
-      </w:r>
-      <w:r>
-        <w:rPr>
-          <w:rFonts w:ascii="Times New Roman" w:hAnsi="Times New Roman"/>
-          <w:sz w:val="24"/>
-        </w:rPr>
-        <w:t>пройду́</w:t>
-      </w:r>
-      <w:r>
-        <w:rPr>
-          <w:rFonts w:ascii="Times New Roman" w:hAnsi="Times New Roman"/>
-          <w:sz w:val="24"/>
-        </w:rPr>
-        <w:t xml:space="preserve"> </w:t>
-      </w:r>
-      <w:r>
-        <w:rPr>
-          <w:rFonts w:ascii="Times New Roman" w:hAnsi="Times New Roman"/>
-          <w:sz w:val="24"/>
-        </w:rPr>
-        <w:t>безпе́чно.</w:t>
+          <w:rFonts w:ascii="Times New Roman" w:eastAsia="Arial Unicode MS" w:hAnsi="Times New Roman" w:cs="Arial Unicode MS"/>
+          <w:sz w:val="24"/>
+          <w:szCs w:val="24"/>
+        </w:rPr>
+        <w:t>Поста́в, Го́споди, мої́м уста́м сторо́жу;* до двере́й губ мої́х − ва́рту!</w:t>
+      </w:r>
+    </w:p>
+    <w:p>
+      <w:pPr>
+        <w:spacing w:after="120"/>
+        <w:jc w:val="both"/>
+      </w:pPr>
+      <w:r>
+        <w:rPr>
+          <w:rFonts w:ascii="Times New Roman" w:hAnsi="Times New Roman"/>
+          <w:sz w:val="24"/>
+          <w:szCs w:val="24"/>
+        </w:rPr>
+        <w:t>Не дай схили́тися се́рцеві моє́му* до чо́гось зло́го.</w:t>
+      </w:r>
+    </w:p>
+    <w:p>
+      <w:pPr>
+        <w:spacing w:after="120"/>
+        <w:jc w:val="both"/>
+      </w:pPr>
+      <w:r>
+        <w:rPr>
+          <w:rFonts w:ascii="Times New Roman" w:hAnsi="Times New Roman"/>
+          <w:sz w:val="24"/>
+          <w:szCs w:val="24"/>
+        </w:rPr>
+        <w:t>Ані чини́ти лихі́ вчи́нки з людьми́, що тво́рять беззако́ння,* – ні ла́сощів ї́хніх я не хо́чу ї́сти.</w:t>
+      </w:r>
+    </w:p>
+    <w:p>
+      <w:pPr>
+        <w:spacing w:after="120"/>
+        <w:jc w:val="both"/>
+      </w:pPr>
+      <w:r>
+        <w:rPr>
+          <w:rFonts w:ascii="Times New Roman" w:hAnsi="Times New Roman"/>
+          <w:sz w:val="24"/>
+          <w:szCs w:val="24"/>
+        </w:rPr>
+        <w:t>Неха́й пра́ведник по-до́брому б’є мене́ й виправля́є,* а олі́я грі́шного неха́й не нама́стить голови́ моє́ї.</w:t>
+      </w:r>
+    </w:p>
+    <w:p>
+      <w:pPr>
+        <w:spacing w:after="120"/>
+        <w:jc w:val="both"/>
+      </w:pPr>
+      <w:r>
+        <w:rPr>
+          <w:rFonts w:ascii="Times New Roman" w:hAnsi="Times New Roman"/>
+          <w:sz w:val="24"/>
+          <w:szCs w:val="24"/>
+        </w:rPr>
+        <w:t>Я все-таки́ моли́тимусь,* незважа́ючи на ї́хні злі вчи́нки.</w:t>
+      </w:r>
+    </w:p>
+    <w:p>
+      <w:pPr>
+        <w:spacing w:after="120"/>
+        <w:jc w:val="both"/>
+      </w:pPr>
+      <w:r>
+        <w:rPr>
+          <w:rFonts w:ascii="Times New Roman" w:hAnsi="Times New Roman"/>
+          <w:sz w:val="24"/>
+          <w:szCs w:val="24"/>
+        </w:rPr>
+        <w:t>Якщо́ су́ддів ї́хніх ски́нуть в уще́лини ске́лі,* то почу́ють, що слова́ мої́ лю́бі.</w:t>
+      </w:r>
+    </w:p>
+    <w:p>
+      <w:pPr>
+        <w:spacing w:after="120"/>
+        <w:jc w:val="both"/>
+      </w:pPr>
+      <w:r>
+        <w:rPr>
+          <w:rFonts w:ascii="Times New Roman" w:hAnsi="Times New Roman"/>
+          <w:sz w:val="24"/>
+          <w:szCs w:val="24"/>
+        </w:rPr>
+        <w:t>Немо́вби хтось розби́в і розри́в зе́млю,* розки́дано ї́хні ко́сті пе́ред а́дом.</w:t>
+      </w:r>
+    </w:p>
+    <w:p>
+      <w:pPr>
+        <w:spacing w:after="120"/>
+        <w:jc w:val="both"/>
+      </w:pPr>
+      <w:r>
+        <w:rPr>
+          <w:rFonts w:ascii="Times New Roman" w:hAnsi="Times New Roman"/>
+          <w:sz w:val="24"/>
+          <w:szCs w:val="24"/>
+        </w:rPr>
+        <w:t>Бо до Те́бе, Го́споди, мій Бо́же, мої́ о́чі;* до Те́бе прибіга́ю, не губи́ душі́ моє́ї.</w:t>
+      </w:r>
+    </w:p>
+    <w:p>
+      <w:pPr>
+        <w:spacing w:after="120"/>
+        <w:jc w:val="both"/>
+      </w:pPr>
+      <w:r>
+        <w:rPr>
+          <w:rFonts w:ascii="Times New Roman" w:hAnsi="Times New Roman"/>
+          <w:sz w:val="24"/>
+          <w:szCs w:val="24"/>
+        </w:rPr>
+        <w:t>Збережи́ мене́ від пе́тлі, що її́ наста́вили на ме́не,* і від сильця́ тих, що тво́рять беззако́ння.</w:t>
+      </w:r>
+    </w:p>
+    <w:p>
+      <w:pPr>
+        <w:spacing w:after="120"/>
+        <w:jc w:val="both"/>
+      </w:pPr>
+      <w:r>
+        <w:rPr>
+          <w:rFonts w:ascii="Times New Roman" w:hAnsi="Times New Roman"/>
+          <w:sz w:val="24"/>
+          <w:szCs w:val="24"/>
+        </w:rPr>
+        <w:t>Неха́й грі́шники впаду́ть у вла́сні сі́ті всі ра́зом,* а я пройду́ безпе́чно.</w:t>
       </w:r>
     </w:p>
     <w:p>
@@ -4221,1403 +2613,133 @@
           <w:i/>
           <w:color w:val="FF0000"/>
           <w:sz w:val="24"/>
-        </w:rPr>
-        <w:t>Псалом</w:t>
-      </w:r>
-      <w:r>
-        <w:rPr>
-          <w:rFonts w:ascii="Times New Roman" w:hAnsi="Times New Roman"/>
-          <w:b/>
-          <w:i/>
-          <w:color w:val="FF0000"/>
-          <w:sz w:val="24"/>
-        </w:rPr>
-        <w:t xml:space="preserve"> </w:t>
-      </w:r>
-      <w:r>
-        <w:rPr>
-          <w:rFonts w:ascii="Times New Roman" w:hAnsi="Times New Roman"/>
-          <w:b/>
-          <w:i/>
-          <w:color w:val="FF0000"/>
-          <w:sz w:val="24"/>
-        </w:rPr>
-        <w:t>141</w:t>
-      </w:r>
-    </w:p>
-    <w:p>
-      <w:pPr>
-        <w:spacing w:after="120"/>
-        <w:jc w:val="both"/>
-      </w:pPr>
-      <w:r>
-        <w:rPr>
-          <w:rFonts w:ascii="Times New Roman" w:hAnsi="Times New Roman"/>
-          <w:sz w:val="24"/>
-        </w:rPr>
-        <w:t>Я</w:t>
-      </w:r>
-      <w:r>
-        <w:rPr>
-          <w:rFonts w:ascii="Times New Roman" w:hAnsi="Times New Roman"/>
-          <w:sz w:val="24"/>
-        </w:rPr>
-        <w:t xml:space="preserve"> </w:t>
-      </w:r>
-      <w:r>
-        <w:rPr>
-          <w:rFonts w:ascii="Times New Roman" w:hAnsi="Times New Roman"/>
-          <w:sz w:val="24"/>
-        </w:rPr>
-        <w:t>го́лосом</w:t>
-      </w:r>
-      <w:r>
-        <w:rPr>
-          <w:rFonts w:ascii="Times New Roman" w:hAnsi="Times New Roman"/>
-          <w:sz w:val="24"/>
-        </w:rPr>
-        <w:t xml:space="preserve"> </w:t>
-      </w:r>
-      <w:r>
-        <w:rPr>
-          <w:rFonts w:ascii="Times New Roman" w:hAnsi="Times New Roman"/>
-          <w:sz w:val="24"/>
-        </w:rPr>
-        <w:t>мої́м</w:t>
-      </w:r>
-      <w:r>
-        <w:rPr>
-          <w:rFonts w:ascii="Times New Roman" w:hAnsi="Times New Roman"/>
-          <w:sz w:val="24"/>
-        </w:rPr>
-        <w:t xml:space="preserve"> </w:t>
-      </w:r>
-      <w:r>
-        <w:rPr>
-          <w:rFonts w:ascii="Times New Roman" w:hAnsi="Times New Roman"/>
-          <w:sz w:val="24"/>
-        </w:rPr>
-        <w:t>до</w:t>
-      </w:r>
-      <w:r>
-        <w:rPr>
-          <w:rFonts w:ascii="Times New Roman" w:hAnsi="Times New Roman"/>
-          <w:sz w:val="24"/>
-        </w:rPr>
-        <w:t xml:space="preserve"> </w:t>
-      </w:r>
-      <w:r>
-        <w:rPr>
-          <w:rFonts w:ascii="Times New Roman" w:hAnsi="Times New Roman"/>
-          <w:sz w:val="24"/>
-        </w:rPr>
-        <w:t>Го́спода</w:t>
-      </w:r>
-      <w:r>
-        <w:rPr>
-          <w:rFonts w:ascii="Times New Roman" w:hAnsi="Times New Roman"/>
-          <w:sz w:val="24"/>
-        </w:rPr>
-        <w:t xml:space="preserve"> </w:t>
-      </w:r>
-      <w:r>
-        <w:rPr>
-          <w:rFonts w:ascii="Times New Roman" w:hAnsi="Times New Roman"/>
-          <w:sz w:val="24"/>
-        </w:rPr>
-        <w:t>взива́ю,*</w:t>
-      </w:r>
-      <w:r>
-        <w:rPr>
-          <w:rFonts w:ascii="Times New Roman" w:hAnsi="Times New Roman"/>
-          <w:sz w:val="24"/>
-        </w:rPr>
-        <w:t xml:space="preserve"> </w:t>
-      </w:r>
-      <w:r>
-        <w:rPr>
-          <w:rFonts w:ascii="Times New Roman" w:hAnsi="Times New Roman"/>
-          <w:sz w:val="24"/>
-        </w:rPr>
-        <w:t>я</w:t>
-      </w:r>
-      <w:r>
-        <w:rPr>
-          <w:rFonts w:ascii="Times New Roman" w:hAnsi="Times New Roman"/>
-          <w:sz w:val="24"/>
-        </w:rPr>
-        <w:t xml:space="preserve"> </w:t>
-      </w:r>
-      <w:r>
-        <w:rPr>
-          <w:rFonts w:ascii="Times New Roman" w:hAnsi="Times New Roman"/>
-          <w:sz w:val="24"/>
-        </w:rPr>
-        <w:t>го́лосом</w:t>
-      </w:r>
-      <w:r>
-        <w:rPr>
-          <w:rFonts w:ascii="Times New Roman" w:hAnsi="Times New Roman"/>
-          <w:sz w:val="24"/>
-        </w:rPr>
-        <w:t xml:space="preserve"> </w:t>
-      </w:r>
-      <w:r>
-        <w:rPr>
-          <w:rFonts w:ascii="Times New Roman" w:hAnsi="Times New Roman"/>
-          <w:sz w:val="24"/>
-        </w:rPr>
-        <w:t>мої́м</w:t>
-      </w:r>
-      <w:r>
-        <w:rPr>
-          <w:rFonts w:ascii="Times New Roman" w:hAnsi="Times New Roman"/>
-          <w:sz w:val="24"/>
-        </w:rPr>
-        <w:t xml:space="preserve"> </w:t>
-      </w:r>
-      <w:r>
-        <w:rPr>
-          <w:rFonts w:ascii="Times New Roman" w:hAnsi="Times New Roman"/>
-          <w:sz w:val="24"/>
-        </w:rPr>
-        <w:t>до</w:t>
-      </w:r>
-      <w:r>
-        <w:rPr>
-          <w:rFonts w:ascii="Times New Roman" w:hAnsi="Times New Roman"/>
-          <w:sz w:val="24"/>
-        </w:rPr>
-        <w:t xml:space="preserve"> </w:t>
-      </w:r>
-      <w:r>
-        <w:rPr>
-          <w:rFonts w:ascii="Times New Roman" w:hAnsi="Times New Roman"/>
-          <w:sz w:val="24"/>
-        </w:rPr>
-        <w:t>Го́спода</w:t>
-      </w:r>
-      <w:r>
-        <w:rPr>
-          <w:rFonts w:ascii="Times New Roman" w:hAnsi="Times New Roman"/>
-          <w:sz w:val="24"/>
-        </w:rPr>
-        <w:t xml:space="preserve"> </w:t>
-      </w:r>
-      <w:r>
-        <w:rPr>
-          <w:rFonts w:ascii="Times New Roman" w:hAnsi="Times New Roman"/>
-          <w:sz w:val="24"/>
-        </w:rPr>
-        <w:t>молю́ся.</w:t>
-      </w:r>
-    </w:p>
-    <w:p>
-      <w:pPr>
-        <w:spacing w:after="120"/>
-        <w:jc w:val="both"/>
-      </w:pPr>
-      <w:r>
-        <w:rPr>
-          <w:rFonts w:ascii="Times New Roman" w:hAnsi="Times New Roman"/>
-          <w:sz w:val="24"/>
-        </w:rPr>
-        <w:t>Ска́ргу</w:t>
-      </w:r>
-      <w:r>
-        <w:rPr>
-          <w:rFonts w:ascii="Times New Roman" w:hAnsi="Times New Roman"/>
-          <w:sz w:val="24"/>
-        </w:rPr>
-        <w:t xml:space="preserve"> </w:t>
-      </w:r>
-      <w:r>
-        <w:rPr>
-          <w:rFonts w:ascii="Times New Roman" w:hAnsi="Times New Roman"/>
-          <w:sz w:val="24"/>
-        </w:rPr>
-        <w:t>мою́</w:t>
-      </w:r>
-      <w:r>
-        <w:rPr>
-          <w:rFonts w:ascii="Times New Roman" w:hAnsi="Times New Roman"/>
-          <w:sz w:val="24"/>
-        </w:rPr>
-        <w:t xml:space="preserve"> </w:t>
-      </w:r>
-      <w:r>
-        <w:rPr>
-          <w:rFonts w:ascii="Times New Roman" w:hAnsi="Times New Roman"/>
-          <w:sz w:val="24"/>
-        </w:rPr>
-        <w:t>пе́ред</w:t>
-      </w:r>
-      <w:r>
-        <w:rPr>
-          <w:rFonts w:ascii="Times New Roman" w:hAnsi="Times New Roman"/>
-          <w:sz w:val="24"/>
-        </w:rPr>
-        <w:t xml:space="preserve"> </w:t>
-      </w:r>
-      <w:r>
-        <w:rPr>
-          <w:rFonts w:ascii="Times New Roman" w:hAnsi="Times New Roman"/>
-          <w:sz w:val="24"/>
-        </w:rPr>
-        <w:t>Ним</w:t>
-      </w:r>
-      <w:r>
-        <w:rPr>
-          <w:rFonts w:ascii="Times New Roman" w:hAnsi="Times New Roman"/>
-          <w:sz w:val="24"/>
-        </w:rPr>
-        <w:t xml:space="preserve"> </w:t>
-      </w:r>
-      <w:r>
-        <w:rPr>
-          <w:rFonts w:ascii="Times New Roman" w:hAnsi="Times New Roman"/>
-          <w:sz w:val="24"/>
-        </w:rPr>
-        <w:t>вилива́ю,*</w:t>
-      </w:r>
-      <w:r>
-        <w:rPr>
-          <w:rFonts w:ascii="Times New Roman" w:hAnsi="Times New Roman"/>
-          <w:sz w:val="24"/>
-        </w:rPr>
-        <w:t xml:space="preserve"> </w:t>
-      </w:r>
-      <w:r>
-        <w:rPr>
-          <w:rFonts w:ascii="Times New Roman" w:hAnsi="Times New Roman"/>
-          <w:sz w:val="24"/>
-        </w:rPr>
-        <w:t>мою́</w:t>
-      </w:r>
-      <w:r>
-        <w:rPr>
-          <w:rFonts w:ascii="Times New Roman" w:hAnsi="Times New Roman"/>
-          <w:sz w:val="24"/>
-        </w:rPr>
-        <w:t xml:space="preserve"> </w:t>
-      </w:r>
-      <w:r>
-        <w:rPr>
-          <w:rFonts w:ascii="Times New Roman" w:hAnsi="Times New Roman"/>
-          <w:sz w:val="24"/>
-        </w:rPr>
-        <w:t>скру́ту</w:t>
-      </w:r>
-      <w:r>
-        <w:rPr>
-          <w:rFonts w:ascii="Times New Roman" w:hAnsi="Times New Roman"/>
-          <w:sz w:val="24"/>
-        </w:rPr>
-        <w:t xml:space="preserve"> </w:t>
-      </w:r>
-      <w:r>
-        <w:rPr>
-          <w:rFonts w:ascii="Times New Roman" w:hAnsi="Times New Roman"/>
-          <w:sz w:val="24"/>
-        </w:rPr>
-        <w:t>Йому́</w:t>
-      </w:r>
-      <w:r>
-        <w:rPr>
-          <w:rFonts w:ascii="Times New Roman" w:hAnsi="Times New Roman"/>
-          <w:sz w:val="24"/>
-        </w:rPr>
-        <w:t xml:space="preserve"> </w:t>
-      </w:r>
-      <w:r>
-        <w:rPr>
-          <w:rFonts w:ascii="Times New Roman" w:hAnsi="Times New Roman"/>
-          <w:sz w:val="24"/>
-        </w:rPr>
-        <w:t>я</w:t>
-      </w:r>
-      <w:r>
-        <w:rPr>
-          <w:rFonts w:ascii="Times New Roman" w:hAnsi="Times New Roman"/>
-          <w:sz w:val="24"/>
-        </w:rPr>
-        <w:t xml:space="preserve"> </w:t>
-      </w:r>
-      <w:r>
-        <w:rPr>
-          <w:rFonts w:ascii="Times New Roman" w:hAnsi="Times New Roman"/>
-          <w:sz w:val="24"/>
-        </w:rPr>
-        <w:t>виявля́ю.</w:t>
-      </w:r>
-    </w:p>
-    <w:p>
-      <w:pPr>
-        <w:spacing w:after="120"/>
-        <w:jc w:val="both"/>
-      </w:pPr>
-      <w:r>
-        <w:rPr>
-          <w:rFonts w:ascii="Times New Roman" w:hAnsi="Times New Roman"/>
-          <w:sz w:val="24"/>
-        </w:rPr>
-        <w:t>Коли́</w:t>
-      </w:r>
-      <w:r>
-        <w:rPr>
-          <w:rFonts w:ascii="Times New Roman" w:hAnsi="Times New Roman"/>
-          <w:sz w:val="24"/>
-        </w:rPr>
-        <w:t xml:space="preserve"> </w:t>
-      </w:r>
-      <w:r>
-        <w:rPr>
-          <w:rFonts w:ascii="Times New Roman" w:hAnsi="Times New Roman"/>
-          <w:sz w:val="24"/>
-        </w:rPr>
-        <w:t>триво́житься</w:t>
-      </w:r>
-      <w:r>
-        <w:rPr>
-          <w:rFonts w:ascii="Times New Roman" w:hAnsi="Times New Roman"/>
-          <w:sz w:val="24"/>
-        </w:rPr>
-        <w:t xml:space="preserve"> </w:t>
-      </w:r>
-      <w:r>
-        <w:rPr>
-          <w:rFonts w:ascii="Times New Roman" w:hAnsi="Times New Roman"/>
-          <w:sz w:val="24"/>
-        </w:rPr>
-        <w:t>в</w:t>
-      </w:r>
-      <w:r>
-        <w:rPr>
-          <w:rFonts w:ascii="Times New Roman" w:hAnsi="Times New Roman"/>
-          <w:sz w:val="24"/>
-        </w:rPr>
-        <w:t xml:space="preserve"> </w:t>
-      </w:r>
-      <w:r>
-        <w:rPr>
-          <w:rFonts w:ascii="Times New Roman" w:hAnsi="Times New Roman"/>
-          <w:sz w:val="24"/>
-        </w:rPr>
-        <w:t>мені́</w:t>
-      </w:r>
-      <w:r>
-        <w:rPr>
-          <w:rFonts w:ascii="Times New Roman" w:hAnsi="Times New Roman"/>
-          <w:sz w:val="24"/>
-        </w:rPr>
-        <w:t xml:space="preserve"> </w:t>
-      </w:r>
-      <w:r>
-        <w:rPr>
-          <w:rFonts w:ascii="Times New Roman" w:hAnsi="Times New Roman"/>
-          <w:sz w:val="24"/>
-        </w:rPr>
-        <w:t>дух</w:t>
-      </w:r>
-      <w:r>
-        <w:rPr>
-          <w:rFonts w:ascii="Times New Roman" w:hAnsi="Times New Roman"/>
-          <w:sz w:val="24"/>
-        </w:rPr>
-        <w:t xml:space="preserve"> </w:t>
-      </w:r>
-      <w:r>
-        <w:rPr>
-          <w:rFonts w:ascii="Times New Roman" w:hAnsi="Times New Roman"/>
-          <w:sz w:val="24"/>
-        </w:rPr>
-        <w:t>мій,</w:t>
-      </w:r>
-      <w:r>
-        <w:rPr>
-          <w:rFonts w:ascii="Times New Roman" w:hAnsi="Times New Roman"/>
-          <w:sz w:val="24"/>
-        </w:rPr>
-        <w:t xml:space="preserve"> </w:t>
-      </w:r>
-      <w:r>
-        <w:rPr>
-          <w:rFonts w:ascii="Times New Roman" w:hAnsi="Times New Roman"/>
-          <w:sz w:val="24"/>
-        </w:rPr>
-        <w:t>Ти</w:t>
-      </w:r>
-      <w:r>
-        <w:rPr>
-          <w:rFonts w:ascii="Times New Roman" w:hAnsi="Times New Roman"/>
-          <w:sz w:val="24"/>
-        </w:rPr>
-        <w:t xml:space="preserve"> </w:t>
-      </w:r>
-      <w:r>
-        <w:rPr>
-          <w:rFonts w:ascii="Times New Roman" w:hAnsi="Times New Roman"/>
-          <w:sz w:val="24"/>
-        </w:rPr>
-        <w:t>знає́ш</w:t>
-      </w:r>
-      <w:r>
-        <w:rPr>
-          <w:rFonts w:ascii="Times New Roman" w:hAnsi="Times New Roman"/>
-          <w:sz w:val="24"/>
-        </w:rPr>
-        <w:t xml:space="preserve"> </w:t>
-      </w:r>
-      <w:r>
-        <w:rPr>
-          <w:rFonts w:ascii="Times New Roman" w:hAnsi="Times New Roman"/>
-          <w:sz w:val="24"/>
-        </w:rPr>
-        <w:t>мою́</w:t>
-      </w:r>
-      <w:r>
-        <w:rPr>
-          <w:rFonts w:ascii="Times New Roman" w:hAnsi="Times New Roman"/>
-          <w:sz w:val="24"/>
-        </w:rPr>
-        <w:t xml:space="preserve"> </w:t>
-      </w:r>
-      <w:r>
-        <w:rPr>
-          <w:rFonts w:ascii="Times New Roman" w:hAnsi="Times New Roman"/>
-          <w:sz w:val="24"/>
-        </w:rPr>
-        <w:t>сте́жку.*</w:t>
-      </w:r>
-      <w:r>
-        <w:rPr>
-          <w:rFonts w:ascii="Times New Roman" w:hAnsi="Times New Roman"/>
-          <w:sz w:val="24"/>
-        </w:rPr>
-        <w:t xml:space="preserve"> </w:t>
-      </w:r>
-      <w:r>
-        <w:rPr>
-          <w:rFonts w:ascii="Times New Roman" w:hAnsi="Times New Roman"/>
-          <w:sz w:val="24"/>
-        </w:rPr>
-        <w:t>На</w:t>
-      </w:r>
-      <w:r>
-        <w:rPr>
-          <w:rFonts w:ascii="Times New Roman" w:hAnsi="Times New Roman"/>
-          <w:sz w:val="24"/>
-        </w:rPr>
-        <w:t xml:space="preserve"> </w:t>
-      </w:r>
-      <w:r>
-        <w:rPr>
-          <w:rFonts w:ascii="Times New Roman" w:hAnsi="Times New Roman"/>
-          <w:sz w:val="24"/>
-        </w:rPr>
-        <w:t>доро́зі,</w:t>
-      </w:r>
-      <w:r>
-        <w:rPr>
-          <w:rFonts w:ascii="Times New Roman" w:hAnsi="Times New Roman"/>
-          <w:sz w:val="24"/>
-        </w:rPr>
-        <w:t xml:space="preserve"> </w:t>
-      </w:r>
-      <w:r>
-        <w:rPr>
-          <w:rFonts w:ascii="Times New Roman" w:hAnsi="Times New Roman"/>
-          <w:sz w:val="24"/>
-        </w:rPr>
-        <w:t>де</w:t>
-      </w:r>
-      <w:r>
-        <w:rPr>
-          <w:rFonts w:ascii="Times New Roman" w:hAnsi="Times New Roman"/>
-          <w:sz w:val="24"/>
-        </w:rPr>
-        <w:t xml:space="preserve"> </w:t>
-      </w:r>
-      <w:r>
-        <w:rPr>
-          <w:rFonts w:ascii="Times New Roman" w:hAnsi="Times New Roman"/>
-          <w:sz w:val="24"/>
-        </w:rPr>
-        <w:t>я</w:t>
-      </w:r>
-      <w:r>
-        <w:rPr>
-          <w:rFonts w:ascii="Times New Roman" w:hAnsi="Times New Roman"/>
-          <w:sz w:val="24"/>
-        </w:rPr>
-        <w:t xml:space="preserve"> </w:t>
-      </w:r>
-      <w:r>
-        <w:rPr>
-          <w:rFonts w:ascii="Times New Roman" w:hAnsi="Times New Roman"/>
-          <w:sz w:val="24"/>
-        </w:rPr>
-        <w:t>ступа́ю,</w:t>
-      </w:r>
-      <w:r>
-        <w:rPr>
-          <w:rFonts w:ascii="Times New Roman" w:hAnsi="Times New Roman"/>
-          <w:sz w:val="24"/>
-        </w:rPr>
-        <w:t xml:space="preserve"> </w:t>
-      </w:r>
-      <w:r>
-        <w:rPr>
-          <w:rFonts w:ascii="Times New Roman" w:hAnsi="Times New Roman"/>
-          <w:sz w:val="24"/>
-        </w:rPr>
-        <w:t>та́йно</w:t>
-      </w:r>
-      <w:r>
-        <w:rPr>
-          <w:rFonts w:ascii="Times New Roman" w:hAnsi="Times New Roman"/>
-          <w:sz w:val="24"/>
-        </w:rPr>
-        <w:t xml:space="preserve"> </w:t>
-      </w:r>
-      <w:r>
-        <w:rPr>
-          <w:rFonts w:ascii="Times New Roman" w:hAnsi="Times New Roman"/>
-          <w:sz w:val="24"/>
-        </w:rPr>
-        <w:t>розста́вили</w:t>
-      </w:r>
-      <w:r>
-        <w:rPr>
-          <w:rFonts w:ascii="Times New Roman" w:hAnsi="Times New Roman"/>
-          <w:sz w:val="24"/>
-        </w:rPr>
-        <w:t xml:space="preserve"> </w:t>
-      </w:r>
-      <w:r>
-        <w:rPr>
-          <w:rFonts w:ascii="Times New Roman" w:hAnsi="Times New Roman"/>
-          <w:sz w:val="24"/>
-        </w:rPr>
-        <w:t>сильце́</w:t>
-      </w:r>
-      <w:r>
-        <w:rPr>
-          <w:rFonts w:ascii="Times New Roman" w:hAnsi="Times New Roman"/>
-          <w:sz w:val="24"/>
-        </w:rPr>
-        <w:t xml:space="preserve"> </w:t>
-      </w:r>
-      <w:r>
-        <w:rPr>
-          <w:rFonts w:ascii="Times New Roman" w:hAnsi="Times New Roman"/>
-          <w:sz w:val="24"/>
-        </w:rPr>
-        <w:t>на</w:t>
-      </w:r>
-      <w:r>
-        <w:rPr>
-          <w:rFonts w:ascii="Times New Roman" w:hAnsi="Times New Roman"/>
-          <w:sz w:val="24"/>
-        </w:rPr>
-        <w:t xml:space="preserve"> </w:t>
-      </w:r>
-      <w:r>
-        <w:rPr>
-          <w:rFonts w:ascii="Times New Roman" w:hAnsi="Times New Roman"/>
-          <w:sz w:val="24"/>
-        </w:rPr>
-        <w:t>ме́не.</w:t>
-      </w:r>
-    </w:p>
-    <w:p>
-      <w:pPr>
-        <w:spacing w:after="120"/>
-        <w:jc w:val="both"/>
-      </w:pPr>
-      <w:r>
-        <w:rPr>
-          <w:rFonts w:ascii="Times New Roman" w:hAnsi="Times New Roman"/>
-          <w:sz w:val="24"/>
-        </w:rPr>
-        <w:t>Погля́нь</w:t>
-      </w:r>
-      <w:r>
-        <w:rPr>
-          <w:rFonts w:ascii="Times New Roman" w:hAnsi="Times New Roman"/>
-          <w:sz w:val="24"/>
-        </w:rPr>
-        <w:t xml:space="preserve"> </w:t>
-      </w:r>
-      <w:r>
-        <w:rPr>
-          <w:rFonts w:ascii="Times New Roman" w:hAnsi="Times New Roman"/>
-          <w:sz w:val="24"/>
-        </w:rPr>
-        <w:t>право́руч</w:t>
-      </w:r>
-      <w:r>
-        <w:rPr>
-          <w:rFonts w:ascii="Times New Roman" w:hAnsi="Times New Roman"/>
-          <w:sz w:val="24"/>
-        </w:rPr>
-        <w:t xml:space="preserve"> </w:t>
-      </w:r>
-      <w:r>
-        <w:rPr>
-          <w:rFonts w:ascii="Times New Roman" w:hAnsi="Times New Roman"/>
-          <w:sz w:val="24"/>
-        </w:rPr>
-        <w:t>і</w:t>
-      </w:r>
-      <w:r>
-        <w:rPr>
-          <w:rFonts w:ascii="Times New Roman" w:hAnsi="Times New Roman"/>
-          <w:sz w:val="24"/>
-        </w:rPr>
-        <w:t xml:space="preserve"> </w:t>
-      </w:r>
-      <w:r>
-        <w:rPr>
-          <w:rFonts w:ascii="Times New Roman" w:hAnsi="Times New Roman"/>
-          <w:sz w:val="24"/>
-        </w:rPr>
-        <w:t>подиви́ся:*</w:t>
-      </w:r>
-      <w:r>
-        <w:rPr>
-          <w:rFonts w:ascii="Times New Roman" w:hAnsi="Times New Roman"/>
-          <w:sz w:val="24"/>
-        </w:rPr>
-        <w:t xml:space="preserve"> </w:t>
-      </w:r>
-      <w:r>
-        <w:rPr>
-          <w:rFonts w:ascii="Times New Roman" w:hAnsi="Times New Roman"/>
-          <w:sz w:val="24"/>
-        </w:rPr>
-        <w:t>нема́</w:t>
-      </w:r>
-      <w:r>
-        <w:rPr>
-          <w:rFonts w:ascii="Times New Roman" w:hAnsi="Times New Roman"/>
-          <w:sz w:val="24"/>
-        </w:rPr>
-        <w:t xml:space="preserve"> </w:t>
-      </w:r>
-      <w:r>
-        <w:rPr>
-          <w:rFonts w:ascii="Times New Roman" w:hAnsi="Times New Roman"/>
-          <w:sz w:val="24"/>
-        </w:rPr>
-        <w:t>ніко́го,</w:t>
-      </w:r>
-      <w:r>
-        <w:rPr>
-          <w:rFonts w:ascii="Times New Roman" w:hAnsi="Times New Roman"/>
-          <w:sz w:val="24"/>
-        </w:rPr>
-        <w:t xml:space="preserve"> </w:t>
-      </w:r>
-      <w:r>
-        <w:rPr>
-          <w:rFonts w:ascii="Times New Roman" w:hAnsi="Times New Roman"/>
-          <w:sz w:val="24"/>
-        </w:rPr>
-        <w:t>хто</w:t>
-      </w:r>
-      <w:r>
-        <w:rPr>
-          <w:rFonts w:ascii="Times New Roman" w:hAnsi="Times New Roman"/>
-          <w:sz w:val="24"/>
-        </w:rPr>
-        <w:t xml:space="preserve"> </w:t>
-      </w:r>
-      <w:r>
-        <w:rPr>
-          <w:rFonts w:ascii="Times New Roman" w:hAnsi="Times New Roman"/>
-          <w:sz w:val="24"/>
-        </w:rPr>
-        <w:t>дбав</w:t>
-      </w:r>
-      <w:r>
-        <w:rPr>
-          <w:rFonts w:ascii="Times New Roman" w:hAnsi="Times New Roman"/>
-          <w:sz w:val="24"/>
-        </w:rPr>
-        <w:t xml:space="preserve"> </w:t>
-      </w:r>
-      <w:r>
-        <w:rPr>
-          <w:rFonts w:ascii="Times New Roman" w:hAnsi="Times New Roman"/>
-          <w:sz w:val="24"/>
-        </w:rPr>
-        <w:t>би</w:t>
-      </w:r>
-      <w:r>
-        <w:rPr>
-          <w:rFonts w:ascii="Times New Roman" w:hAnsi="Times New Roman"/>
-          <w:sz w:val="24"/>
-        </w:rPr>
-        <w:t xml:space="preserve"> </w:t>
-      </w:r>
-      <w:r>
-        <w:rPr>
-          <w:rFonts w:ascii="Times New Roman" w:hAnsi="Times New Roman"/>
-          <w:sz w:val="24"/>
-        </w:rPr>
-        <w:t>за</w:t>
-      </w:r>
-      <w:r>
-        <w:rPr>
-          <w:rFonts w:ascii="Times New Roman" w:hAnsi="Times New Roman"/>
-          <w:sz w:val="24"/>
-        </w:rPr>
-        <w:t xml:space="preserve"> </w:t>
-      </w:r>
-      <w:r>
-        <w:rPr>
-          <w:rFonts w:ascii="Times New Roman" w:hAnsi="Times New Roman"/>
-          <w:sz w:val="24"/>
-        </w:rPr>
-        <w:t>ме́не.</w:t>
-      </w:r>
-    </w:p>
-    <w:p>
-      <w:pPr>
-        <w:spacing w:after="120"/>
-        <w:jc w:val="both"/>
-      </w:pPr>
-      <w:r>
-        <w:rPr>
-          <w:rFonts w:ascii="Times New Roman" w:hAnsi="Times New Roman"/>
-          <w:sz w:val="24"/>
-        </w:rPr>
-        <w:t>Нема́</w:t>
-      </w:r>
-      <w:r>
-        <w:rPr>
-          <w:rFonts w:ascii="Times New Roman" w:hAnsi="Times New Roman"/>
-          <w:sz w:val="24"/>
-        </w:rPr>
-        <w:t xml:space="preserve"> </w:t>
-      </w:r>
-      <w:r>
-        <w:rPr>
-          <w:rFonts w:ascii="Times New Roman" w:hAnsi="Times New Roman"/>
-          <w:sz w:val="24"/>
-        </w:rPr>
-        <w:t>куди́</w:t>
-      </w:r>
-      <w:r>
-        <w:rPr>
-          <w:rFonts w:ascii="Times New Roman" w:hAnsi="Times New Roman"/>
-          <w:sz w:val="24"/>
-        </w:rPr>
-        <w:t xml:space="preserve"> </w:t>
-      </w:r>
-      <w:r>
-        <w:rPr>
-          <w:rFonts w:ascii="Times New Roman" w:hAnsi="Times New Roman"/>
-          <w:sz w:val="24"/>
-        </w:rPr>
-        <w:t>мені́</w:t>
-      </w:r>
-      <w:r>
-        <w:rPr>
-          <w:rFonts w:ascii="Times New Roman" w:hAnsi="Times New Roman"/>
-          <w:sz w:val="24"/>
-        </w:rPr>
-        <w:t xml:space="preserve"> </w:t>
-      </w:r>
-      <w:r>
-        <w:rPr>
-          <w:rFonts w:ascii="Times New Roman" w:hAnsi="Times New Roman"/>
-          <w:sz w:val="24"/>
-        </w:rPr>
-        <w:t>втіка́ти,*</w:t>
-      </w:r>
-      <w:r>
-        <w:rPr>
-          <w:rFonts w:ascii="Times New Roman" w:hAnsi="Times New Roman"/>
-          <w:sz w:val="24"/>
-        </w:rPr>
-        <w:t xml:space="preserve"> </w:t>
-      </w:r>
-      <w:r>
-        <w:rPr>
-          <w:rFonts w:ascii="Times New Roman" w:hAnsi="Times New Roman"/>
-          <w:sz w:val="24"/>
-        </w:rPr>
-        <w:t>нема́</w:t>
-      </w:r>
-      <w:r>
-        <w:rPr>
-          <w:rFonts w:ascii="Times New Roman" w:hAnsi="Times New Roman"/>
-          <w:sz w:val="24"/>
-        </w:rPr>
-        <w:t xml:space="preserve"> </w:t>
-      </w:r>
-      <w:r>
-        <w:rPr>
-          <w:rFonts w:ascii="Times New Roman" w:hAnsi="Times New Roman"/>
-          <w:sz w:val="24"/>
-        </w:rPr>
-        <w:t>ніко́го,</w:t>
-      </w:r>
-      <w:r>
-        <w:rPr>
-          <w:rFonts w:ascii="Times New Roman" w:hAnsi="Times New Roman"/>
-          <w:sz w:val="24"/>
-        </w:rPr>
-        <w:t xml:space="preserve"> </w:t>
-      </w:r>
-      <w:r>
-        <w:rPr>
-          <w:rFonts w:ascii="Times New Roman" w:hAnsi="Times New Roman"/>
-          <w:sz w:val="24"/>
-        </w:rPr>
-        <w:t>хто</w:t>
-      </w:r>
-      <w:r>
-        <w:rPr>
-          <w:rFonts w:ascii="Times New Roman" w:hAnsi="Times New Roman"/>
-          <w:sz w:val="24"/>
-        </w:rPr>
-        <w:t xml:space="preserve"> </w:t>
-      </w:r>
-      <w:r>
-        <w:rPr>
-          <w:rFonts w:ascii="Times New Roman" w:hAnsi="Times New Roman"/>
-          <w:sz w:val="24"/>
-        </w:rPr>
-        <w:t>піклува́вся</w:t>
-      </w:r>
-      <w:r>
-        <w:rPr>
-          <w:rFonts w:ascii="Times New Roman" w:hAnsi="Times New Roman"/>
-          <w:sz w:val="24"/>
-        </w:rPr>
-        <w:t xml:space="preserve"> </w:t>
-      </w:r>
-      <w:r>
-        <w:rPr>
-          <w:rFonts w:ascii="Times New Roman" w:hAnsi="Times New Roman"/>
-          <w:sz w:val="24"/>
-        </w:rPr>
-        <w:t>би</w:t>
-      </w:r>
-      <w:r>
-        <w:rPr>
-          <w:rFonts w:ascii="Times New Roman" w:hAnsi="Times New Roman"/>
-          <w:sz w:val="24"/>
-        </w:rPr>
-        <w:t xml:space="preserve"> </w:t>
-      </w:r>
-      <w:r>
-        <w:rPr>
-          <w:rFonts w:ascii="Times New Roman" w:hAnsi="Times New Roman"/>
-          <w:sz w:val="24"/>
-        </w:rPr>
-        <w:t>мно́ю.</w:t>
-      </w:r>
-    </w:p>
-    <w:p>
-      <w:pPr>
-        <w:spacing w:after="120"/>
-        <w:jc w:val="both"/>
-      </w:pPr>
-      <w:r>
-        <w:rPr>
-          <w:rFonts w:ascii="Times New Roman" w:hAnsi="Times New Roman"/>
-          <w:sz w:val="24"/>
-        </w:rPr>
-        <w:t>До</w:t>
-      </w:r>
-      <w:r>
-        <w:rPr>
-          <w:rFonts w:ascii="Times New Roman" w:hAnsi="Times New Roman"/>
-          <w:sz w:val="24"/>
-        </w:rPr>
-        <w:t xml:space="preserve"> </w:t>
-      </w:r>
-      <w:r>
-        <w:rPr>
-          <w:rFonts w:ascii="Times New Roman" w:hAnsi="Times New Roman"/>
-          <w:sz w:val="24"/>
-        </w:rPr>
-        <w:t>Те́бе,</w:t>
-      </w:r>
-      <w:r>
-        <w:rPr>
-          <w:rFonts w:ascii="Times New Roman" w:hAnsi="Times New Roman"/>
-          <w:sz w:val="24"/>
-        </w:rPr>
-        <w:t xml:space="preserve"> </w:t>
-      </w:r>
-      <w:r>
-        <w:rPr>
-          <w:rFonts w:ascii="Times New Roman" w:hAnsi="Times New Roman"/>
-          <w:sz w:val="24"/>
-        </w:rPr>
-        <w:t>Го́споди,</w:t>
-      </w:r>
-      <w:r>
-        <w:rPr>
-          <w:rFonts w:ascii="Times New Roman" w:hAnsi="Times New Roman"/>
-          <w:sz w:val="24"/>
-        </w:rPr>
-        <w:t xml:space="preserve"> </w:t>
-      </w:r>
-      <w:r>
-        <w:rPr>
-          <w:rFonts w:ascii="Times New Roman" w:hAnsi="Times New Roman"/>
-          <w:sz w:val="24"/>
-        </w:rPr>
-        <w:t>взива́ю</w:t>
-      </w:r>
-      <w:r>
-        <w:rPr>
-          <w:rFonts w:ascii="Times New Roman" w:hAnsi="Times New Roman"/>
-          <w:sz w:val="24"/>
-        </w:rPr>
-        <w:t xml:space="preserve"> </w:t>
-      </w:r>
-      <w:r>
-        <w:rPr>
-          <w:rFonts w:ascii="Times New Roman" w:hAnsi="Times New Roman"/>
-          <w:sz w:val="24"/>
-        </w:rPr>
-        <w:t>й</w:t>
-      </w:r>
-      <w:r>
-        <w:rPr>
-          <w:rFonts w:ascii="Times New Roman" w:hAnsi="Times New Roman"/>
-          <w:sz w:val="24"/>
-        </w:rPr>
-        <w:t xml:space="preserve"> </w:t>
-      </w:r>
-      <w:r>
-        <w:rPr>
-          <w:rFonts w:ascii="Times New Roman" w:hAnsi="Times New Roman"/>
-          <w:sz w:val="24"/>
-        </w:rPr>
-        <w:t>кажу́:*</w:t>
-      </w:r>
-      <w:r>
-        <w:rPr>
-          <w:rFonts w:ascii="Times New Roman" w:hAnsi="Times New Roman"/>
-          <w:sz w:val="24"/>
-        </w:rPr>
-        <w:t xml:space="preserve"> </w:t>
-      </w:r>
-      <w:r>
-        <w:rPr>
-          <w:rFonts w:ascii="Times New Roman" w:hAnsi="Times New Roman"/>
-          <w:sz w:val="24"/>
-        </w:rPr>
-        <w:t>Ти</w:t>
-      </w:r>
-      <w:r>
-        <w:rPr>
-          <w:rFonts w:ascii="Times New Roman" w:hAnsi="Times New Roman"/>
-          <w:sz w:val="24"/>
-        </w:rPr>
-        <w:t xml:space="preserve"> </w:t>
-      </w:r>
-      <w:r>
-        <w:rPr>
-          <w:rFonts w:ascii="Times New Roman" w:hAnsi="Times New Roman"/>
-          <w:sz w:val="24"/>
-        </w:rPr>
-        <w:t>моє́</w:t>
-      </w:r>
-      <w:r>
-        <w:rPr>
-          <w:rFonts w:ascii="Times New Roman" w:hAnsi="Times New Roman"/>
-          <w:sz w:val="24"/>
-        </w:rPr>
-        <w:t xml:space="preserve"> </w:t>
-      </w:r>
-      <w:r>
-        <w:rPr>
-          <w:rFonts w:ascii="Times New Roman" w:hAnsi="Times New Roman"/>
-          <w:sz w:val="24"/>
-        </w:rPr>
-        <w:t>прибі́жище,</w:t>
-      </w:r>
-      <w:r>
-        <w:rPr>
-          <w:rFonts w:ascii="Times New Roman" w:hAnsi="Times New Roman"/>
-          <w:sz w:val="24"/>
-        </w:rPr>
-        <w:t xml:space="preserve"> </w:t>
-      </w:r>
-      <w:r>
-        <w:rPr>
-          <w:rFonts w:ascii="Times New Roman" w:hAnsi="Times New Roman"/>
-          <w:sz w:val="24"/>
-        </w:rPr>
-        <w:t>в</w:t>
-      </w:r>
-      <w:r>
-        <w:rPr>
-          <w:rFonts w:ascii="Times New Roman" w:hAnsi="Times New Roman"/>
-          <w:sz w:val="24"/>
-        </w:rPr>
-        <w:t xml:space="preserve"> </w:t>
-      </w:r>
-      <w:r>
-        <w:rPr>
-          <w:rFonts w:ascii="Times New Roman" w:hAnsi="Times New Roman"/>
-          <w:sz w:val="24"/>
-        </w:rPr>
-        <w:t>землі́</w:t>
-      </w:r>
-      <w:r>
-        <w:rPr>
-          <w:rFonts w:ascii="Times New Roman" w:hAnsi="Times New Roman"/>
-          <w:sz w:val="24"/>
-        </w:rPr>
-        <w:t xml:space="preserve"> </w:t>
-      </w:r>
-      <w:r>
-        <w:rPr>
-          <w:rFonts w:ascii="Times New Roman" w:hAnsi="Times New Roman"/>
-          <w:sz w:val="24"/>
-        </w:rPr>
-        <w:t>живи́х</w:t>
-      </w:r>
-      <w:r>
-        <w:rPr>
-          <w:rFonts w:ascii="Times New Roman" w:hAnsi="Times New Roman"/>
-          <w:sz w:val="24"/>
-        </w:rPr>
-        <w:t xml:space="preserve"> </w:t>
-      </w:r>
-      <w:r>
-        <w:rPr>
-          <w:rFonts w:ascii="Times New Roman" w:hAnsi="Times New Roman"/>
-          <w:sz w:val="24"/>
-        </w:rPr>
-        <w:t>Ти</w:t>
-      </w:r>
-      <w:r>
-        <w:rPr>
-          <w:rFonts w:ascii="Times New Roman" w:hAnsi="Times New Roman"/>
-          <w:sz w:val="24"/>
-        </w:rPr>
-        <w:t xml:space="preserve"> </w:t>
-      </w:r>
-      <w:r>
-        <w:rPr>
-          <w:rFonts w:ascii="Times New Roman" w:hAnsi="Times New Roman"/>
-          <w:sz w:val="24"/>
-        </w:rPr>
-        <w:t>−</w:t>
-      </w:r>
-      <w:r>
-        <w:rPr>
-          <w:rFonts w:ascii="Times New Roman" w:hAnsi="Times New Roman"/>
-          <w:sz w:val="24"/>
-        </w:rPr>
-        <w:t xml:space="preserve"> </w:t>
-      </w:r>
-      <w:r>
-        <w:rPr>
-          <w:rFonts w:ascii="Times New Roman" w:hAnsi="Times New Roman"/>
-          <w:sz w:val="24"/>
-        </w:rPr>
-        <w:t>моя́</w:t>
-      </w:r>
-      <w:r>
-        <w:rPr>
-          <w:rFonts w:ascii="Times New Roman" w:hAnsi="Times New Roman"/>
-          <w:sz w:val="24"/>
-        </w:rPr>
-        <w:t xml:space="preserve"> </w:t>
-      </w:r>
-      <w:r>
-        <w:rPr>
-          <w:rFonts w:ascii="Times New Roman" w:hAnsi="Times New Roman"/>
-          <w:sz w:val="24"/>
-        </w:rPr>
-        <w:t>до́ля!</w:t>
-      </w:r>
-    </w:p>
-    <w:p>
-      <w:pPr>
-        <w:spacing w:after="120"/>
-        <w:jc w:val="both"/>
-      </w:pPr>
-      <w:r>
-        <w:rPr>
-          <w:rFonts w:ascii="Times New Roman" w:hAnsi="Times New Roman"/>
-          <w:sz w:val="24"/>
-        </w:rPr>
-        <w:t>Зверни́</w:t>
-      </w:r>
-      <w:r>
-        <w:rPr>
-          <w:rFonts w:ascii="Times New Roman" w:hAnsi="Times New Roman"/>
-          <w:sz w:val="24"/>
-        </w:rPr>
-        <w:t xml:space="preserve"> </w:t>
-      </w:r>
-      <w:r>
-        <w:rPr>
-          <w:rFonts w:ascii="Times New Roman" w:hAnsi="Times New Roman"/>
-          <w:sz w:val="24"/>
-        </w:rPr>
-        <w:t>ува́гу</w:t>
-      </w:r>
-      <w:r>
-        <w:rPr>
-          <w:rFonts w:ascii="Times New Roman" w:hAnsi="Times New Roman"/>
-          <w:sz w:val="24"/>
-        </w:rPr>
-        <w:t xml:space="preserve"> </w:t>
-      </w:r>
-      <w:r>
-        <w:rPr>
-          <w:rFonts w:ascii="Times New Roman" w:hAnsi="Times New Roman"/>
-          <w:sz w:val="24"/>
-        </w:rPr>
-        <w:t>на</w:t>
-      </w:r>
-      <w:r>
-        <w:rPr>
-          <w:rFonts w:ascii="Times New Roman" w:hAnsi="Times New Roman"/>
-          <w:sz w:val="24"/>
-        </w:rPr>
-        <w:t xml:space="preserve"> </w:t>
-      </w:r>
-      <w:r>
-        <w:rPr>
-          <w:rFonts w:ascii="Times New Roman" w:hAnsi="Times New Roman"/>
-          <w:sz w:val="24"/>
-        </w:rPr>
-        <w:t>моє́</w:t>
-      </w:r>
-      <w:r>
-        <w:rPr>
-          <w:rFonts w:ascii="Times New Roman" w:hAnsi="Times New Roman"/>
-          <w:sz w:val="24"/>
-        </w:rPr>
-        <w:t xml:space="preserve"> </w:t>
-      </w:r>
-      <w:r>
-        <w:rPr>
-          <w:rFonts w:ascii="Times New Roman" w:hAnsi="Times New Roman"/>
-          <w:sz w:val="24"/>
-        </w:rPr>
-        <w:t>блага́ння,*</w:t>
-      </w:r>
-      <w:r>
-        <w:rPr>
-          <w:rFonts w:ascii="Times New Roman" w:hAnsi="Times New Roman"/>
-          <w:sz w:val="24"/>
-        </w:rPr>
-        <w:t xml:space="preserve"> </w:t>
-      </w:r>
-      <w:r>
-        <w:rPr>
-          <w:rFonts w:ascii="Times New Roman" w:hAnsi="Times New Roman"/>
-          <w:sz w:val="24"/>
-        </w:rPr>
-        <w:t>бо</w:t>
-      </w:r>
-      <w:r>
-        <w:rPr>
-          <w:rFonts w:ascii="Times New Roman" w:hAnsi="Times New Roman"/>
-          <w:sz w:val="24"/>
-        </w:rPr>
-        <w:t xml:space="preserve"> </w:t>
-      </w:r>
-      <w:r>
-        <w:rPr>
-          <w:rFonts w:ascii="Times New Roman" w:hAnsi="Times New Roman"/>
-          <w:sz w:val="24"/>
-        </w:rPr>
-        <w:t>я</w:t>
-      </w:r>
-      <w:r>
-        <w:rPr>
-          <w:rFonts w:ascii="Times New Roman" w:hAnsi="Times New Roman"/>
-          <w:sz w:val="24"/>
-        </w:rPr>
-        <w:t xml:space="preserve"> </w:t>
-      </w:r>
-      <w:r>
-        <w:rPr>
-          <w:rFonts w:ascii="Times New Roman" w:hAnsi="Times New Roman"/>
-          <w:sz w:val="24"/>
-        </w:rPr>
-        <w:t>ве́льми</w:t>
-      </w:r>
-      <w:r>
-        <w:rPr>
-          <w:rFonts w:ascii="Times New Roman" w:hAnsi="Times New Roman"/>
-          <w:sz w:val="24"/>
-        </w:rPr>
-        <w:t xml:space="preserve"> </w:t>
-      </w:r>
-      <w:r>
-        <w:rPr>
-          <w:rFonts w:ascii="Times New Roman" w:hAnsi="Times New Roman"/>
-          <w:sz w:val="24"/>
-        </w:rPr>
-        <w:t>неща́сний.</w:t>
-      </w:r>
-    </w:p>
-    <w:p>
-      <w:pPr>
-        <w:spacing w:after="120"/>
-        <w:jc w:val="both"/>
-      </w:pPr>
-      <w:r>
-        <w:rPr>
-          <w:rFonts w:ascii="Times New Roman" w:hAnsi="Times New Roman"/>
-          <w:sz w:val="24"/>
-        </w:rPr>
-        <w:t>Спаси́</w:t>
-      </w:r>
-      <w:r>
-        <w:rPr>
-          <w:rFonts w:ascii="Times New Roman" w:hAnsi="Times New Roman"/>
-          <w:sz w:val="24"/>
-        </w:rPr>
-        <w:t xml:space="preserve"> </w:t>
-      </w:r>
-      <w:r>
-        <w:rPr>
-          <w:rFonts w:ascii="Times New Roman" w:hAnsi="Times New Roman"/>
-          <w:sz w:val="24"/>
-        </w:rPr>
-        <w:t>мене́</w:t>
-      </w:r>
-      <w:r>
-        <w:rPr>
-          <w:rFonts w:ascii="Times New Roman" w:hAnsi="Times New Roman"/>
-          <w:sz w:val="24"/>
-        </w:rPr>
-        <w:t xml:space="preserve"> </w:t>
-      </w:r>
-      <w:r>
-        <w:rPr>
-          <w:rFonts w:ascii="Times New Roman" w:hAnsi="Times New Roman"/>
-          <w:sz w:val="24"/>
-        </w:rPr>
-        <w:t>від</w:t>
-      </w:r>
-      <w:r>
-        <w:rPr>
-          <w:rFonts w:ascii="Times New Roman" w:hAnsi="Times New Roman"/>
-          <w:sz w:val="24"/>
-        </w:rPr>
-        <w:t xml:space="preserve"> </w:t>
-      </w:r>
-      <w:r>
-        <w:rPr>
-          <w:rFonts w:ascii="Times New Roman" w:hAnsi="Times New Roman"/>
-          <w:sz w:val="24"/>
-        </w:rPr>
-        <w:t>гони́телів</w:t>
-      </w:r>
-      <w:r>
-        <w:rPr>
-          <w:rFonts w:ascii="Times New Roman" w:hAnsi="Times New Roman"/>
-          <w:sz w:val="24"/>
-        </w:rPr>
-        <w:t xml:space="preserve"> </w:t>
-      </w:r>
-      <w:r>
-        <w:rPr>
-          <w:rFonts w:ascii="Times New Roman" w:hAnsi="Times New Roman"/>
-          <w:sz w:val="24"/>
-        </w:rPr>
-        <w:t>мої́х,*</w:t>
-      </w:r>
-      <w:r>
-        <w:rPr>
-          <w:rFonts w:ascii="Times New Roman" w:hAnsi="Times New Roman"/>
-          <w:sz w:val="24"/>
-        </w:rPr>
-        <w:t xml:space="preserve"> </w:t>
-      </w:r>
-      <w:r>
-        <w:rPr>
-          <w:rFonts w:ascii="Times New Roman" w:hAnsi="Times New Roman"/>
-          <w:sz w:val="24"/>
-        </w:rPr>
-        <w:t>бо</w:t>
-      </w:r>
-      <w:r>
-        <w:rPr>
-          <w:rFonts w:ascii="Times New Roman" w:hAnsi="Times New Roman"/>
-          <w:sz w:val="24"/>
-        </w:rPr>
-        <w:t xml:space="preserve"> </w:t>
-      </w:r>
-      <w:r>
-        <w:rPr>
-          <w:rFonts w:ascii="Times New Roman" w:hAnsi="Times New Roman"/>
-          <w:sz w:val="24"/>
-        </w:rPr>
-        <w:t>вони́</w:t>
-      </w:r>
-      <w:r>
-        <w:rPr>
-          <w:rFonts w:ascii="Times New Roman" w:hAnsi="Times New Roman"/>
-          <w:sz w:val="24"/>
-        </w:rPr>
-        <w:t xml:space="preserve"> </w:t>
-      </w:r>
-      <w:r>
-        <w:rPr>
-          <w:rFonts w:ascii="Times New Roman" w:hAnsi="Times New Roman"/>
-          <w:sz w:val="24"/>
-        </w:rPr>
-        <w:t>сильні́ші</w:t>
-      </w:r>
-      <w:r>
-        <w:rPr>
-          <w:rFonts w:ascii="Times New Roman" w:hAnsi="Times New Roman"/>
-          <w:sz w:val="24"/>
-        </w:rPr>
-        <w:t xml:space="preserve"> </w:t>
-      </w:r>
-      <w:r>
-        <w:rPr>
-          <w:rFonts w:ascii="Times New Roman" w:hAnsi="Times New Roman"/>
-          <w:sz w:val="24"/>
-        </w:rPr>
-        <w:t>від</w:t>
-      </w:r>
-      <w:r>
-        <w:rPr>
-          <w:rFonts w:ascii="Times New Roman" w:hAnsi="Times New Roman"/>
-          <w:sz w:val="24"/>
-        </w:rPr>
-        <w:t xml:space="preserve"> </w:t>
-      </w:r>
-      <w:r>
-        <w:rPr>
-          <w:rFonts w:ascii="Times New Roman" w:hAnsi="Times New Roman"/>
-          <w:sz w:val="24"/>
-        </w:rPr>
-        <w:t>ме́не.</w:t>
-      </w:r>
-    </w:p>
-    <w:p>
-      <w:pPr>
-        <w:spacing w:after="120"/>
-        <w:jc w:val="both"/>
-      </w:pPr>
-      <w:r>
-        <w:rPr>
-          <w:rFonts w:ascii="Times New Roman" w:hAnsi="Times New Roman"/>
-          <w:sz w:val="24"/>
+          <w:szCs w:val="24"/>
+        </w:rPr>
+        <w:t>Псалом 141</w:t>
+      </w:r>
+    </w:p>
+    <w:p>
+      <w:pPr>
+        <w:spacing w:after="120"/>
+        <w:jc w:val="both"/>
+      </w:pPr>
+      <w:r>
+        <w:rPr>
+          <w:rFonts w:ascii="Times New Roman" w:hAnsi="Times New Roman"/>
+          <w:sz w:val="24"/>
+          <w:szCs w:val="24"/>
+        </w:rPr>
+        <w:t>Я го́лосом мої́м до Го́спода взива́ю,* я го́лосом мої́м до Го́спода молю́ся.</w:t>
+      </w:r>
+    </w:p>
+    <w:p>
+      <w:pPr>
+        <w:spacing w:after="120"/>
+        <w:jc w:val="both"/>
+      </w:pPr>
+      <w:r>
+        <w:rPr>
+          <w:rFonts w:ascii="Times New Roman" w:hAnsi="Times New Roman"/>
+          <w:sz w:val="24"/>
+          <w:szCs w:val="24"/>
+        </w:rPr>
+        <w:t>Ска́ргу мою́ пе́ред Ним вилива́ю,* мою́ скру́ту Йому́ я виявля́ю.</w:t>
+      </w:r>
+    </w:p>
+    <w:p>
+      <w:pPr>
+        <w:spacing w:after="120"/>
+        <w:jc w:val="both"/>
+      </w:pPr>
+      <w:r>
+        <w:rPr>
+          <w:rFonts w:ascii="Times New Roman" w:hAnsi="Times New Roman"/>
+          <w:sz w:val="24"/>
+          <w:szCs w:val="24"/>
+        </w:rPr>
+        <w:t>Коли́ триво́житься в мені́ дух мій, Ти знає́ш мою́ сте́жку.* На доро́зі, де я ступа́ю, та́йно розста́вили сильце́ на ме́не.</w:t>
+      </w:r>
+    </w:p>
+    <w:p>
+      <w:pPr>
+        <w:spacing w:after="120"/>
+        <w:jc w:val="both"/>
+      </w:pPr>
+      <w:r>
+        <w:rPr>
+          <w:rFonts w:ascii="Times New Roman" w:hAnsi="Times New Roman"/>
+          <w:sz w:val="24"/>
+          <w:szCs w:val="24"/>
+        </w:rPr>
+        <w:t>Погля́нь право́руч і подиви́ся:* нема́ ніко́го, хто дбав би за ме́не.</w:t>
+      </w:r>
+    </w:p>
+    <w:p>
+      <w:pPr>
+        <w:spacing w:after="120"/>
+        <w:jc w:val="both"/>
+      </w:pPr>
+      <w:r>
+        <w:rPr>
+          <w:rFonts w:ascii="Times New Roman" w:hAnsi="Times New Roman"/>
+          <w:sz w:val="24"/>
+          <w:szCs w:val="24"/>
+        </w:rPr>
+        <w:t>Нема́ куди́ мені́ втіка́ти,* нема́ ніко́го, хто піклува́вся би мно́ю.</w:t>
+      </w:r>
+    </w:p>
+    <w:p>
+      <w:pPr>
+        <w:spacing w:after="120"/>
+        <w:jc w:val="both"/>
+      </w:pPr>
+      <w:r>
+        <w:rPr>
+          <w:rFonts w:ascii="Times New Roman" w:eastAsia="Arial Unicode MS" w:hAnsi="Times New Roman" w:cs="Arial Unicode MS"/>
+          <w:sz w:val="24"/>
+          <w:szCs w:val="24"/>
+        </w:rPr>
+        <w:t>До Те́бе, Го́споди, взива́ю й кажу́:* Ти моє́ прибі́жище, в землі́ живи́х Ти − моя́ до́ля!</w:t>
+      </w:r>
+    </w:p>
+    <w:p>
+      <w:pPr>
+        <w:spacing w:after="120"/>
+        <w:jc w:val="both"/>
+      </w:pPr>
+      <w:r>
+        <w:rPr>
+          <w:rFonts w:ascii="Times New Roman" w:hAnsi="Times New Roman"/>
+          <w:sz w:val="24"/>
+          <w:szCs w:val="24"/>
+        </w:rPr>
+        <w:t>Зверни́ ува́гу на моє́ блага́ння,* бо я ве́льми неща́сний.</w:t>
+      </w:r>
+    </w:p>
+    <w:p>
+      <w:pPr>
+        <w:spacing w:after="120"/>
+        <w:jc w:val="both"/>
+      </w:pPr>
+      <w:r>
+        <w:rPr>
+          <w:rFonts w:ascii="Times New Roman" w:hAnsi="Times New Roman"/>
+          <w:sz w:val="24"/>
+          <w:szCs w:val="24"/>
+        </w:rPr>
+        <w:t>Спаси́ мене́ від гони́телів мої́х,* бо вони́ сильні́ші від ме́не.</w:t>
+      </w:r>
+    </w:p>
+    <w:p>
+      <w:pPr>
+        <w:spacing w:after="120"/>
+        <w:jc w:val="both"/>
+      </w:pPr>
+      <w:r>
+        <w:rPr>
+          <w:rFonts w:ascii="Times New Roman" w:hAnsi="Times New Roman"/>
+          <w:sz w:val="24"/>
+          <w:szCs w:val="24"/>
         </w:rPr>
         <w:t>Ви́веди з в’язни́ці мою́ ду́шу,* щоб дя́кувати І́мені Твоє́му.</w:t>
       </w:r>
@@ -5631,6 +2753,7 @@
         <w:rPr>
           <w:rFonts w:ascii="Times New Roman" w:hAnsi="Times New Roman"/>
           <w:sz w:val="24"/>
+          <w:szCs w:val="24"/>
         </w:rPr>
         <w:t>Мене́ обсту́плять пра́ведники,* бо Ти добро́ мені́ вчи́ниш.</w:t>
       </w:r>
@@ -5693,6 +2816,7 @@
           <w:i/>
           <w:color w:val="FF0000"/>
           <w:sz w:val="24"/>
+          <w:szCs w:val="24"/>
         </w:rPr>
         <w:t>Стих:</w:t>
       </w:r>
@@ -5701,13 +2825,15 @@
           <w:rFonts w:ascii="Times New Roman" w:hAnsi="Times New Roman"/>
           <w:i/>
           <w:sz w:val="24"/>
-        </w:rPr>
-        <w:t xml:space="preserve"> </w:t>
-      </w:r>
-      <w:r>
-        <w:rPr>
-          <w:rFonts w:ascii="Times New Roman" w:hAnsi="Times New Roman"/>
-          <w:sz w:val="24"/>
+          <w:szCs w:val="24"/>
+        </w:rPr>
+        <w:t xml:space="preserve"> </w:t>
+      </w:r>
+      <w:r>
+        <w:rPr>
+          <w:rFonts w:ascii="Times New Roman" w:hAnsi="Times New Roman"/>
+          <w:sz w:val="24"/>
+          <w:szCs w:val="24"/>
           <w:u w:val="single"/>
         </w:rPr>
         <w:t>З глиби́н взива́ю до Те́бе, Го́споди,* Го́споди, почу́й мій го́лос.</w:t>
@@ -5752,6 +2878,7 @@
           <w:i/>
           <w:color w:val="FF0000"/>
           <w:sz w:val="24"/>
+          <w:szCs w:val="24"/>
         </w:rPr>
         <w:t>Стих:</w:t>
       </w:r>
@@ -5760,13 +2887,15 @@
           <w:rFonts w:ascii="Times New Roman" w:hAnsi="Times New Roman"/>
           <w:i/>
           <w:sz w:val="24"/>
-        </w:rPr>
-        <w:t xml:space="preserve"> </w:t>
-      </w:r>
-      <w:r>
-        <w:rPr>
-          <w:rFonts w:ascii="Times New Roman" w:hAnsi="Times New Roman"/>
-          <w:sz w:val="24"/>
+          <w:szCs w:val="24"/>
+        </w:rPr>
+        <w:t xml:space="preserve"> </w:t>
+      </w:r>
+      <w:r>
+        <w:rPr>
+          <w:rFonts w:ascii="Times New Roman" w:hAnsi="Times New Roman"/>
+          <w:sz w:val="24"/>
+          <w:szCs w:val="24"/>
           <w:u w:val="single"/>
         </w:rPr>
         <w:t>Неха́й бу́дуть Твої́ ву́ха ува́жні,* до го́лосу бла́гання мого́.</w:t>
@@ -5858,6 +2987,7 @@
           <w:i/>
           <w:color w:val="FF0000"/>
           <w:sz w:val="24"/>
+          <w:szCs w:val="24"/>
         </w:rPr>
         <w:t>Стих:</w:t>
       </w:r>
@@ -5866,13 +2996,15 @@
           <w:rFonts w:ascii="Times New Roman" w:hAnsi="Times New Roman"/>
           <w:i/>
           <w:sz w:val="24"/>
-        </w:rPr>
-        <w:t xml:space="preserve"> </w:t>
-      </w:r>
-      <w:r>
-        <w:rPr>
-          <w:rFonts w:ascii="Times New Roman" w:hAnsi="Times New Roman"/>
-          <w:sz w:val="24"/>
+          <w:szCs w:val="24"/>
+        </w:rPr>
+        <w:t xml:space="preserve"> </w:t>
+      </w:r>
+      <w:r>
+        <w:rPr>
+          <w:rFonts w:ascii="Times New Roman" w:hAnsi="Times New Roman"/>
+          <w:sz w:val="24"/>
+          <w:szCs w:val="24"/>
           <w:u w:val="single"/>
         </w:rPr>
         <w:t>За́для І́мени Твого́ наді́юсь на Те́бе, Го́споди, наді́ється душа́ моя́ на сло́во Твоє́;* наді́ється душа́ моя́ на Го́спода.</w:t>
@@ -5907,6 +3039,7 @@
           <w:i/>
           <w:color w:val="FF0000"/>
           <w:sz w:val="24"/>
+          <w:szCs w:val="24"/>
         </w:rPr>
         <w:t>Стих:</w:t>
       </w:r>
@@ -5915,13 +3048,15 @@
           <w:rFonts w:ascii="Times New Roman" w:hAnsi="Times New Roman"/>
           <w:i/>
           <w:sz w:val="24"/>
-        </w:rPr>
-        <w:t xml:space="preserve"> </w:t>
-      </w:r>
-      <w:r>
-        <w:rPr>
-          <w:rFonts w:ascii="Times New Roman" w:hAnsi="Times New Roman"/>
-          <w:sz w:val="24"/>
+          <w:szCs w:val="24"/>
+        </w:rPr>
+        <w:t xml:space="preserve"> </w:t>
+      </w:r>
+      <w:r>
+        <w:rPr>
+          <w:rFonts w:ascii="Times New Roman" w:hAnsi="Times New Roman"/>
+          <w:sz w:val="24"/>
+          <w:szCs w:val="24"/>
           <w:u w:val="single"/>
         </w:rPr>
         <w:t>Від ра́нньої сторо́жі до но́чі від ра́нньої сторо́жі* неха́й упова́є Ізра́їль на Го́спода.</w:t>
@@ -5968,6 +3103,7 @@
           <w:i/>
           <w:color w:val="FF0000"/>
           <w:sz w:val="24"/>
+          <w:szCs w:val="24"/>
         </w:rPr>
         <w:t>Стих:</w:t>
       </w:r>
@@ -5976,13 +3112,15 @@
           <w:rFonts w:ascii="Times New Roman" w:hAnsi="Times New Roman"/>
           <w:i/>
           <w:sz w:val="24"/>
-        </w:rPr>
-        <w:t xml:space="preserve"> </w:t>
-      </w:r>
-      <w:r>
-        <w:rPr>
-          <w:rFonts w:ascii="Times New Roman" w:hAnsi="Times New Roman"/>
-          <w:sz w:val="24"/>
+          <w:szCs w:val="24"/>
+        </w:rPr>
+        <w:t xml:space="preserve"> </w:t>
+      </w:r>
+      <w:r>
+        <w:rPr>
+          <w:rFonts w:ascii="Times New Roman" w:hAnsi="Times New Roman"/>
+          <w:sz w:val="24"/>
+          <w:szCs w:val="24"/>
           <w:u w:val="single"/>
         </w:rPr>
         <w:t>Бо в Го́спода ми́лість і відку́плення вели́ке в Ньо́го;* Він ви́зволить Ізра́їля від усьо́го беззако́ння його́.</w:t>
@@ -6040,6 +3178,7 @@
           <w:i/>
           <w:color w:val="FF0000"/>
           <w:sz w:val="24"/>
+          <w:szCs w:val="24"/>
         </w:rPr>
         <w:t>Стих:</w:t>
       </w:r>
@@ -6048,13 +3187,15 @@
           <w:rFonts w:ascii="Times New Roman" w:hAnsi="Times New Roman"/>
           <w:i/>
           <w:sz w:val="24"/>
-        </w:rPr>
-        <w:t xml:space="preserve"> </w:t>
-      </w:r>
-      <w:r>
-        <w:rPr>
-          <w:rFonts w:ascii="Times New Roman" w:hAnsi="Times New Roman"/>
-          <w:sz w:val="24"/>
+          <w:szCs w:val="24"/>
+        </w:rPr>
+        <w:t xml:space="preserve"> </w:t>
+      </w:r>
+      <w:r>
+        <w:rPr>
+          <w:rFonts w:ascii="Times New Roman" w:hAnsi="Times New Roman"/>
+          <w:sz w:val="24"/>
+          <w:szCs w:val="24"/>
           <w:u w:val="single"/>
         </w:rPr>
         <w:t>Хвалі́те Го́спода всі наро́ди!* Прославля́йте Його́ всі лю́ди!</w:t>
@@ -6090,6 +3231,7 @@
           <w:i/>
           <w:color w:val="FF0000"/>
           <w:sz w:val="24"/>
+          <w:szCs w:val="24"/>
         </w:rPr>
         <w:t>Стих:</w:t>
       </w:r>
@@ -6098,13 +3240,15 @@
           <w:rFonts w:ascii="Times New Roman" w:hAnsi="Times New Roman"/>
           <w:i/>
           <w:sz w:val="24"/>
-        </w:rPr>
-        <w:t xml:space="preserve"> </w:t>
-      </w:r>
-      <w:r>
-        <w:rPr>
-          <w:rFonts w:ascii="Times New Roman" w:hAnsi="Times New Roman"/>
-          <w:sz w:val="24"/>
+          <w:szCs w:val="24"/>
+        </w:rPr>
+        <w:t xml:space="preserve"> </w:t>
+      </w:r>
+      <w:r>
+        <w:rPr>
+          <w:rFonts w:ascii="Times New Roman" w:hAnsi="Times New Roman"/>
+          <w:sz w:val="24"/>
+          <w:szCs w:val="24"/>
           <w:u w:val="single"/>
         </w:rPr>
         <w:t>Вели́ке бо до нас Його́ милосе́рдя,* і ві́рність Го́спода пові́ки.</w:t>
@@ -6331,6 +3475,7 @@
         <w:rPr>
           <w:rFonts w:ascii="Times New Roman" w:hAnsi="Times New Roman"/>
           <w:sz w:val="24"/>
+          <w:szCs w:val="24"/>
         </w:rPr>
         <w:t>Благий Людинолюбче Царю, що все благословляєш! Молимось Тобі наполегливо, серцем сокрушеним і духом смиренним: Благослови наші входи і виходи, Христе, істинний Боже наш. Бо прихід Твій і вознесіння, і пожиття з людьми завжди благословенне: нині і повсякчас, і на віки віків. Амінь.</w:t>
       </w:r>
@@ -6441,6 +3586,7 @@
           <w:i/>
           <w:color w:val="FF0000"/>
           <w:sz w:val="24"/>
+          <w:szCs w:val="24"/>
         </w:rPr>
         <w:t>Вірні:</w:t>
       </w:r>
@@ -6449,13 +3595,15 @@
           <w:rFonts w:ascii="Times New Roman" w:hAnsi="Times New Roman"/>
           <w:color w:val="FF0000"/>
           <w:sz w:val="24"/>
-        </w:rPr>
-        <w:t xml:space="preserve"> </w:t>
-      </w:r>
-      <w:r>
-        <w:rPr>
-          <w:rFonts w:ascii="Times New Roman" w:hAnsi="Times New Roman"/>
-          <w:sz w:val="24"/>
+          <w:szCs w:val="24"/>
+        </w:rPr>
+        <w:t xml:space="preserve"> </w:t>
+      </w:r>
+      <w:r>
+        <w:rPr>
+          <w:rFonts w:ascii="Times New Roman" w:hAnsi="Times New Roman"/>
+          <w:sz w:val="24"/>
+          <w:szCs w:val="24"/>
         </w:rPr>
         <w:t>Сві́тло ти́хе свято́ї сла́ви безсме́ртного Отця́ небе́сного, свято́го, блаже́нного, Ісу́се Хри́сте, дожи́вши до за́ходу со́нця, ба́чивши сві́тло вечі́рнє, сла́вимо Отця́, і Си́на, і Свято́го Ду́ха – Бо́га. Досто́йно є повсякча́с прославля́ти Тебе́ голоса́ми побо́жними, Си́ну Бо́жий, що життя́ дає́ш усьому́ сві́ту, тому́ світ уве́сь сла́вить Тебе́.</w:t>
       </w:r>
@@ -6508,6 +3656,7 @@
           <w:i/>
           <w:color w:val="FF0000"/>
           <w:sz w:val="24"/>
+          <w:szCs w:val="24"/>
         </w:rPr>
         <w:t>Перша серія читань:</w:t>
       </w:r>
@@ -8615,6 +5764,7 @@
           <w:i/>
           <w:color w:val="FF0000"/>
           <w:sz w:val="24"/>
+          <w:szCs w:val="24"/>
         </w:rPr>
         <w:t>Друга серія читань:</w:t>
       </w:r>
@@ -11004,6 +8154,7 @@
           <w:i/>
           <w:color w:val="FF0000"/>
           <w:sz w:val="24"/>
+          <w:szCs w:val="24"/>
         </w:rPr>
         <w:t>Мала єктенія</w:t>
       </w:r>
@@ -11088,6 +8239,7 @@
         <w:rPr>
           <w:rFonts w:ascii="Times New Roman" w:hAnsi="Times New Roman"/>
           <w:sz w:val="24"/>
+          <w:szCs w:val="24"/>
         </w:rPr>
         <w:t>Заступи, спаси, помилуй і охорони нас, Боже, Твоєю благодаттю</w:t>
       </w:r>
@@ -11669,7 +8821,7 @@
           <w:sz w:val="24"/>
           <w:szCs w:val="24"/>
         </w:rPr>
-        <w:t xml:space="preserve"> глас 5</w:t>
+        <w:t xml:space="preserve"> глас 8</w:t>
       </w:r>
     </w:p>
     <w:p>
@@ -11761,6 +8913,7 @@
           <w:i/>
           <w:color w:val="FF0000"/>
           <w:sz w:val="24"/>
+          <w:szCs w:val="24"/>
         </w:rPr>
         <w:t>Апостол</w:t>
       </w:r>
@@ -12476,11 +9629,21 @@
       <w:r>
         <w:rPr>
           <w:rFonts w:ascii="Times New Roman" w:hAnsi="Times New Roman"/>
-          <w:color w:val="000000"/>
-          <w:sz w:val="24"/>
-          <w:szCs w:val="24"/>
-        </w:rPr>
-        <w:t xml:space="preserve"> Благослови, владико, благовістителя святого апостола і євангелиста </w:t>
+          <w:i/>
+          <w:color w:val="FF0000"/>
+          <w:sz w:val="24"/>
+          <w:szCs w:val="24"/>
+        </w:rPr>
+        <w:t xml:space="preserve">Диякон: </w:t>
+      </w:r>
+      <w:r>
+        <w:rPr>
+          <w:rFonts w:ascii="Times New Roman" w:hAnsi="Times New Roman"/>
+          <w:color w:val="000000"/>
+          <w:sz w:val="24"/>
+          <w:szCs w:val="24"/>
+        </w:rPr>
+        <w:t xml:space="preserve">Благослови, владико, благовістителя святого апостола і євангелиста </w:t>
       </w:r>
       <w:r>
         <w:rPr>
@@ -12616,6 +9779,7 @@
           <w:i/>
           <w:color w:val="FF0000"/>
           <w:sz w:val="24"/>
+          <w:szCs w:val="24"/>
         </w:rPr>
         <w:t>Євангеліє</w:t>
       </w:r>
@@ -12713,13 +9877,12 @@
       <w:r>
         <w:rPr>
           <w:rFonts w:ascii="Times New Roman" w:hAnsi="Times New Roman"/>
-          <w:b/>
-          <w:i/>
-          <w:color w:val="FF0000"/>
-          <w:sz w:val="24"/>
-          <w:szCs w:val="24"/>
-        </w:rPr>
-        <w:t xml:space="preserve"> </w:t>
+          <w:i/>
+          <w:color w:val="FF0000"/>
+          <w:sz w:val="24"/>
+          <w:szCs w:val="24"/>
+        </w:rPr>
+        <w:t xml:space="preserve">Диякон: </w:t>
       </w:r>
       <w:r>
         <w:rPr>
@@ -12941,6 +10104,7 @@
           <w:i/>
           <w:color w:val="FF0000"/>
           <w:sz w:val="24"/>
+          <w:szCs w:val="24"/>
         </w:rPr>
         <w:t>Єктенія усильного благання</w:t>
       </w:r>
@@ -12962,7 +10126,7 @@
           <w:sz w:val="24"/>
           <w:szCs w:val="24"/>
         </w:rPr>
-        <w:t xml:space="preserve"> Промовмо всі з усієї душі із усієї мислі нашої промовмо.</w:t>
+        <w:t>Промовмо всі з усієї душі із усієї мислі нашої промовмо.</w:t>
       </w:r>
     </w:p>
     <w:p>
@@ -13198,7 +10362,7 @@
           <w:sz w:val="24"/>
           <w:szCs w:val="24"/>
         </w:rPr>
-        <w:t xml:space="preserve"> Ще молимось за святішого вселенського Архиєрея Франциска, Папу Римського, за блаженнішого Патріарха нашого Святослава</w:t>
+        <w:t>Ще молимось за святішого вселенського Архиєрея Франциска, Папу Римського, за блаженнішого Патріарха нашого Святослава</w:t>
       </w:r>
       <w:r>
         <w:rPr>
@@ -13610,6 +10774,7 @@
           <w:i/>
           <w:color w:val="FF4400"/>
           <w:sz w:val="24"/>
+          <w:szCs w:val="24"/>
         </w:rPr>
         <w:t xml:space="preserve">Священник: </w:t>
       </w:r>
@@ -13617,6 +10782,7 @@
         <w:rPr>
           <w:rFonts w:ascii="Times New Roman" w:hAnsi="Times New Roman"/>
           <w:sz w:val="24"/>
+          <w:szCs w:val="24"/>
         </w:rPr>
         <w:t>Бо милостивий і людинолюбний Бог єси, і Тобі славу возсилаємо, Отцю, і Сину, і Святому Духові, нині, і повсякчас, і на віки віків.</w:t>
       </w:r>
@@ -14299,6 +11465,7 @@
         <w:rPr>
           <w:rFonts w:ascii="Times New Roman" w:hAnsi="Times New Roman"/>
           <w:sz w:val="24"/>
+          <w:szCs w:val="24"/>
         </w:rPr>
         <w:t>Заступи, спаси, помилуй і охорони нас, Боже, Твоєю благодаттю</w:t>
       </w:r>
@@ -14573,6 +11740,7 @@
         <w:rPr>
           <w:rFonts w:ascii="Times New Roman" w:hAnsi="Times New Roman"/>
           <w:sz w:val="24"/>
+          <w:szCs w:val="24"/>
         </w:rPr>
         <w:t>Заступи, спаси, помилуй і охорони нас, Боже, Твоєю благодаттю</w:t>
       </w:r>
@@ -15139,7 +12307,7 @@
           <w:sz w:val="24"/>
           <w:szCs w:val="24"/>
         </w:rPr>
-        <w:t xml:space="preserve">  Всіх вас, православних християн, нехай пом’яне Господь Бог у царстві своїм завжди, нині і повсякчас, і на віки віків.</w:t>
+        <w:t xml:space="preserve"> Всіх вас, православних християн, нехай пом’яне Господь Бог у царстві своїм завжди, нині і повсякчас, і на віки віків.</w:t>
       </w:r>
     </w:p>
     <w:p>
@@ -15678,6 +12846,7 @@
           <w:i/>
           <w:color w:val="FF0000"/>
           <w:sz w:val="24"/>
+          <w:szCs w:val="24"/>
         </w:rPr>
         <w:t>Прохальна, єктенія</w:t>
       </w:r>
@@ -16799,6 +13968,7 @@
           <w:i/>
           <w:color w:val="FF0000"/>
           <w:sz w:val="24"/>
+          <w:szCs w:val="24"/>
         </w:rPr>
         <w:t>Символ віри</w:t>
       </w:r>
@@ -18931,6 +16101,7 @@
           <w:i/>
           <w:color w:val="FF0000"/>
           <w:sz w:val="24"/>
+          <w:szCs w:val="24"/>
         </w:rPr>
         <w:t>Прохальна єктенія</w:t>
       </w:r>
@@ -19231,6 +16402,7 @@
         <w:rPr>
           <w:rFonts w:ascii="Times New Roman" w:hAnsi="Times New Roman"/>
           <w:sz w:val="24"/>
+          <w:szCs w:val="24"/>
         </w:rPr>
         <w:t>Заступи, спаси, помилуй і охорони нас, Боже, Твоєю благодаттю</w:t>
       </w:r>
@@ -19687,6 +16859,7 @@
           <w:i/>
           <w:color w:val="FF0000"/>
           <w:sz w:val="24"/>
+          <w:szCs w:val="24"/>
         </w:rPr>
         <w:t>«Отче наш»</w:t>
       </w:r>
@@ -21511,6 +18684,7 @@
           <w:i/>
           <w:color w:val="FF0000"/>
           <w:sz w:val="24"/>
+          <w:szCs w:val="24"/>
         </w:rPr>
         <w:t>Благодарна єктенія</w:t>
       </w:r>
@@ -21975,6 +19149,7 @@
           <w:i/>
           <w:color w:val="FF0000"/>
           <w:sz w:val="24"/>
+          <w:szCs w:val="24"/>
         </w:rPr>
         <w:t>Заамвонна молитва</w:t>
       </w:r>
@@ -22030,8 +19205,6 @@
         <w:spacing w:after="120"/>
         <w:jc w:val="both"/>
         <w:rPr>
-          <w:i/>
-          <w:color w:val="FF0000"/>
           <w:sz w:val="24"/>
           <w:szCs w:val="24"/>
         </w:rPr>
@@ -22043,6 +19216,49 @@
           <w:szCs w:val="24"/>
         </w:rPr>
         <w:t>Бо всяке добре даяння і всякий звершений дар з висоти є, сходячи від Тебе, Отця світла, і Тобі славу, і благодарення, і поклоніння возсилаємо, Отцю, і Сину, і Святому Духові, нині і повсякчас, і на віки віків.</w:t>
+      </w:r>
+    </w:p>
+    <w:p>
+      <w:pPr>
+        <w:spacing w:after="120"/>
+        <w:rPr>
+          <w:sz w:val="24"/>
+          <w:szCs w:val="24"/>
+        </w:rPr>
+      </w:pPr>
+      <w:bookmarkStart w:id="3" w:name="_heading=h.x75v7yvdyz3y" w:colFirst="0" w:colLast="0"/>
+      <w:bookmarkEnd w:id="3"/>
+    </w:p>
+    <w:p>
+      <w:pPr>
+        <w:widowControl/>
+        <w:spacing w:after="120"/>
+        <w:jc w:val="both"/>
+        <w:rPr>
+          <w:sz w:val="24"/>
+          <w:szCs w:val="24"/>
+          <w:highlight w:val="yellow"/>
+        </w:rPr>
+      </w:pPr>
+      <w:r>
+        <w:rPr>
+          <w:rFonts w:ascii="Times New Roman" w:hAnsi="Times New Roman"/>
+          <w:i/>
+          <w:color w:val="FF0000"/>
+          <w:sz w:val="24"/>
+          <w:szCs w:val="24"/>
+          <w:highlight w:val="yellow"/>
+        </w:rPr>
+        <w:t>Священник:</w:t>
+      </w:r>
+      <w:r>
+        <w:rPr>
+          <w:rFonts w:ascii="Times New Roman" w:hAnsi="Times New Roman"/>
+          <w:sz w:val="24"/>
+          <w:szCs w:val="24"/>
+          <w:highlight w:val="yellow"/>
+        </w:rPr>
+        <w:t xml:space="preserve"> Господи Ісусе Христе, Боже наш, що благословив п'ять хлібів і п'ять тисяч народу нагодував! Сам благослови † і хліби ці †, пшеницю †, вино † і оливу, і умнож їх у цім місті (селі, обителі) і по всім світі твоїм, та й вірних, що споживають їх, освяти. Бо ти благословиш і освячуєш усе, Христе Боже наш, і тобі славу возсилаємо із споконвічним Отцем твоїм, із всесвятим, ласкавим і животворчим твоїм Духом, нині і повсякчас, і на віки віків.</w:t>
       </w:r>
     </w:p>
     <w:p>
@@ -22055,14 +19271,15 @@
           <w:color w:val="FF0000"/>
         </w:rPr>
       </w:pPr>
-      <w:bookmarkStart w:id="3" w:name="_heading=h.lhww75givslr" w:colFirst="0" w:colLast="0"/>
-      <w:bookmarkEnd w:id="3"/>
-      <w:r>
-        <w:rPr>
-          <w:rFonts w:ascii="Times New Roman" w:hAnsi="Times New Roman"/>
-          <w:i/>
-          <w:color w:val="FF0000"/>
-          <w:sz w:val="24"/>
+      <w:bookmarkStart w:id="4" w:name="_heading=h.lhww75givslr" w:colFirst="0" w:colLast="0"/>
+      <w:bookmarkEnd w:id="4"/>
+      <w:r>
+        <w:rPr>
+          <w:rFonts w:ascii="Times New Roman" w:hAnsi="Times New Roman"/>
+          <w:i/>
+          <w:color w:val="FF0000"/>
+          <w:sz w:val="24"/>
+          <w:szCs w:val="24"/>
         </w:rPr>
         <w:t>Благословення хлібів</w:t>
       </w:r>
@@ -22080,16 +19297,6 @@
       <w:r>
         <w:rPr>
           <w:rFonts w:ascii="Times New Roman" w:hAnsi="Times New Roman"/>
-          <w:b/>
-          <w:i/>
-          <w:sz w:val="24"/>
-          <w:szCs w:val="24"/>
-        </w:rPr>
-        <w:t xml:space="preserve"> </w:t>
-      </w:r>
-      <w:r>
-        <w:rPr>
-          <w:rFonts w:ascii="Times New Roman" w:hAnsi="Times New Roman"/>
           <w:sz w:val="24"/>
           <w:szCs w:val="24"/>
         </w:rPr>
@@ -22144,17 +19351,18 @@
         <w:rPr>
           <w:sz w:val="24"/>
           <w:szCs w:val="24"/>
-        </w:rPr>
-      </w:pPr>
-      <w:r>
-        <w:rPr>
-          <w:rFonts w:ascii="Times New Roman" w:hAnsi="Times New Roman"/>
-          <w:i/>
-          <w:color w:val="FF0000"/>
-          <w:sz w:val="24"/>
-          <w:szCs w:val="24"/>
           <w:highlight w:val="white"/>
         </w:rPr>
+      </w:pPr>
+      <w:r>
+        <w:rPr>
+          <w:rFonts w:ascii="Times New Roman" w:hAnsi="Times New Roman"/>
+          <w:i/>
+          <w:color w:val="FF0000"/>
+          <w:sz w:val="24"/>
+          <w:szCs w:val="24"/>
+          <w:highlight w:val="white"/>
+        </w:rPr>
         <w:t xml:space="preserve">Священник: </w:t>
       </w:r>
       <w:r>
@@ -22284,6 +19492,17 @@
         </w:rPr>
         <w:t>Священник роздає людям антидор.</w:t>
       </w:r>
+    </w:p>
+    <w:p>
+      <w:pPr>
+        <w:spacing w:after="120"/>
+        <w:rPr>
+          <w:i/>
+          <w:color w:val="FF0000"/>
+          <w:sz w:val="24"/>
+          <w:szCs w:val="24"/>
+        </w:rPr>
+      </w:pPr>
     </w:p>
     <w:p>
       <w:pPr>
@@ -22820,8 +20039,8 @@
           <w:szCs w:val="24"/>
         </w:rPr>
       </w:pPr>
-      <w:bookmarkStart w:id="4" w:name="_heading=h.n16zikpglr6i" w:colFirst="0" w:colLast="0"/>
-      <w:bookmarkEnd w:id="4"/>
+      <w:bookmarkStart w:id="5" w:name="_heading=h.n16zikpglr6i" w:colFirst="0" w:colLast="0"/>
+      <w:bookmarkEnd w:id="5"/>
       <w:r>
         <w:rPr>
           <w:rFonts w:ascii="Times New Roman" w:hAnsi="Times New Roman"/>
@@ -23339,6 +20558,7 @@
         <w:rPr>
           <w:rFonts w:ascii="Times New Roman" w:hAnsi="Times New Roman"/>
           <w:sz w:val="24"/>
+          <w:szCs w:val="24"/>
         </w:rPr>
         <w:t xml:space="preserve">Господи, помилуй. </w:t>
       </w:r>
@@ -23348,6 +20568,7 @@
           <w:i/>
           <w:color w:val="FF0000"/>
           <w:sz w:val="24"/>
+          <w:szCs w:val="24"/>
         </w:rPr>
         <w:t>(3 р.)</w:t>
       </w:r>
@@ -23428,6 +20649,7 @@
           <w:i/>
           <w:color w:val="FF0000"/>
           <w:sz w:val="24"/>
+          <w:szCs w:val="24"/>
         </w:rPr>
         <w:t>Священник:</w:t>
       </w:r>
@@ -23435,6 +20657,7 @@
         <w:rPr>
           <w:rFonts w:ascii="Times New Roman" w:hAnsi="Times New Roman"/>
           <w:sz w:val="24"/>
+          <w:szCs w:val="24"/>
         </w:rPr>
         <w:t xml:space="preserve"> Бо Твоє є царство, і сила, і слава, Отця, і Сина, і Святого Духа, нині, і повсякчас, і на віки віків.</w:t>
       </w:r>
@@ -23624,6 +20847,7 @@
           <w:i/>
           <w:color w:val="FF0000"/>
           <w:sz w:val="24"/>
+          <w:szCs w:val="24"/>
         </w:rPr>
         <w:t>Псалом 50</w:t>
       </w:r>
@@ -24596,6 +21820,7 @@
         <w:rPr>
           <w:rFonts w:ascii="Times New Roman" w:hAnsi="Times New Roman"/>
           <w:sz w:val="24"/>
+          <w:szCs w:val="24"/>
         </w:rPr>
         <w:t xml:space="preserve">Господи, помилуй. </w:t>
       </w:r>
@@ -24605,6 +21830,7 @@
           <w:i/>
           <w:color w:val="FF0000"/>
           <w:sz w:val="24"/>
+          <w:szCs w:val="24"/>
         </w:rPr>
         <w:t>(3 р.)</w:t>
       </w:r>
@@ -25453,6 +22679,7 @@
         <w:rPr>
           <w:rFonts w:ascii="Times New Roman" w:hAnsi="Times New Roman"/>
           <w:sz w:val="24"/>
+          <w:szCs w:val="24"/>
         </w:rPr>
         <w:t xml:space="preserve">Господи, помилуй. </w:t>
       </w:r>
@@ -25462,6 +22689,7 @@
           <w:i/>
           <w:color w:val="FF0000"/>
           <w:sz w:val="24"/>
+          <w:szCs w:val="24"/>
         </w:rPr>
         <w:t>(3 р.)</w:t>
       </w:r>
@@ -26386,6 +23614,7 @@
         <w:rPr>
           <w:rFonts w:ascii="Times New Roman" w:hAnsi="Times New Roman"/>
           <w:sz w:val="24"/>
+          <w:szCs w:val="24"/>
         </w:rPr>
         <w:t xml:space="preserve">Господи, помилуй. </w:t>
       </w:r>
@@ -26395,6 +23624,7 @@
           <w:i/>
           <w:color w:val="FF0000"/>
           <w:sz w:val="24"/>
+          <w:szCs w:val="24"/>
         </w:rPr>
         <w:t>(3 р.)</w:t>
       </w:r>
@@ -26475,6 +23705,7 @@
           <w:i/>
           <w:color w:val="FF0000"/>
           <w:sz w:val="24"/>
+          <w:szCs w:val="24"/>
         </w:rPr>
         <w:t>Священник:</w:t>
       </w:r>
@@ -26482,6 +23713,7 @@
         <w:rPr>
           <w:rFonts w:ascii="Times New Roman" w:hAnsi="Times New Roman"/>
           <w:sz w:val="24"/>
+          <w:szCs w:val="24"/>
         </w:rPr>
         <w:t xml:space="preserve"> Бо Твоє є царство, і сила, і слава, Отця, і Сина, і Святого Духа, нині, і повсякчас, і на віки віків.</w:t>
       </w:r>
@@ -26621,6 +23853,7 @@
           <w:i/>
           <w:color w:val="FF0000"/>
           <w:sz w:val="24"/>
+          <w:szCs w:val="24"/>
         </w:rPr>
         <w:t>Єктенія усильного благання</w:t>
       </w:r>
@@ -28401,6 +25634,7 @@
         <w:rPr>
           <w:rFonts w:ascii="Times New Roman" w:hAnsi="Times New Roman"/>
           <w:sz w:val="24"/>
+          <w:szCs w:val="24"/>
         </w:rPr>
         <w:t>Заступи, спаси, помилуй і охорони нас, Боже, Твоєю благодаттю</w:t>
       </w:r>
@@ -28498,6 +25732,7 @@
           <w:i/>
           <w:color w:val="FF4400"/>
           <w:sz w:val="24"/>
+          <w:szCs w:val="24"/>
         </w:rPr>
         <w:t>Священник:</w:t>
       </w:r>
@@ -28505,6 +25740,7 @@
         <w:rPr>
           <w:rFonts w:ascii="Times New Roman" w:hAnsi="Times New Roman"/>
           <w:sz w:val="24"/>
+          <w:szCs w:val="24"/>
         </w:rPr>
         <w:t xml:space="preserve"> Бо Тобі належить усяка слава, честь і поклоніння, Отцю, і Сину, і Святому Духові, нині, і повсякчас, і на віки віків.</w:t>
       </w:r>
@@ -28616,6 +25852,7 @@
           <w:i/>
           <w:color w:val="FF0000"/>
           <w:sz w:val="24"/>
+          <w:szCs w:val="24"/>
         </w:rPr>
         <w:t>Пісня 1</w:t>
       </w:r>
@@ -28940,6 +26177,7 @@
         <w:rPr>
           <w:rFonts w:ascii="Times New Roman" w:hAnsi="Times New Roman"/>
           <w:sz w:val="24"/>
+          <w:szCs w:val="24"/>
         </w:rPr>
         <w:t>Заступи, спаси, помилуй і охорони нас, Боже, Твоєю благодаттю</w:t>
       </w:r>
@@ -29159,6 +26397,7 @@
           <w:i/>
           <w:color w:val="FF0000"/>
           <w:sz w:val="24"/>
+          <w:szCs w:val="24"/>
         </w:rPr>
         <w:t>Пісня 3</w:t>
       </w:r>
@@ -29493,6 +26732,7 @@
         <w:rPr>
           <w:rFonts w:ascii="Times New Roman" w:hAnsi="Times New Roman"/>
           <w:sz w:val="24"/>
+          <w:szCs w:val="24"/>
         </w:rPr>
         <w:t>Заступи, спаси, помилуй і охорони нас, Боже, Твоєю благодаттю</w:t>
       </w:r>
@@ -29792,6 +27032,7 @@
           <w:i/>
           <w:color w:val="FF0000"/>
           <w:sz w:val="24"/>
+          <w:szCs w:val="24"/>
         </w:rPr>
         <w:t>Пісня 4</w:t>
       </w:r>
@@ -30177,6 +27418,7 @@
         <w:rPr>
           <w:rFonts w:ascii="Times New Roman" w:hAnsi="Times New Roman"/>
           <w:sz w:val="24"/>
+          <w:szCs w:val="24"/>
         </w:rPr>
         <w:t>Заступи, спаси, помилуй і охорони нас, Боже, Твоєю благодаттю</w:t>
       </w:r>
@@ -30387,6 +27629,7 @@
           <w:i/>
           <w:color w:val="FF0000"/>
           <w:sz w:val="24"/>
+          <w:szCs w:val="24"/>
         </w:rPr>
         <w:t>Пісня 5</w:t>
       </w:r>
@@ -30711,6 +27954,7 @@
         <w:rPr>
           <w:rFonts w:ascii="Times New Roman" w:hAnsi="Times New Roman"/>
           <w:sz w:val="24"/>
+          <w:szCs w:val="24"/>
         </w:rPr>
         <w:t>Заступи, спаси, помилуй і охорони нас, Боже, Твоєю благодаттю</w:t>
       </w:r>
@@ -30940,6 +28184,7 @@
           <w:i/>
           <w:color w:val="FF0000"/>
           <w:sz w:val="24"/>
+          <w:szCs w:val="24"/>
         </w:rPr>
         <w:t>Пісня 6</w:t>
       </w:r>
@@ -31254,6 +28499,7 @@
         <w:rPr>
           <w:rFonts w:ascii="Times New Roman" w:hAnsi="Times New Roman"/>
           <w:sz w:val="24"/>
+          <w:szCs w:val="24"/>
         </w:rPr>
         <w:t>Заступи, спаси, помилуй і охорони нас, Боже, Твоєю благодаттю</w:t>
       </w:r>
@@ -31560,6 +28806,7 @@
           <w:i/>
           <w:color w:val="FF0000"/>
           <w:sz w:val="24"/>
+          <w:szCs w:val="24"/>
         </w:rPr>
         <w:t>Воскресіння Христове бачивши</w:t>
       </w:r>
@@ -31673,6 +28920,7 @@
           <w:i/>
           <w:color w:val="FF0000"/>
           <w:sz w:val="24"/>
+          <w:szCs w:val="24"/>
         </w:rPr>
         <w:t>Пісня 7</w:t>
       </w:r>
@@ -32068,6 +29316,7 @@
         <w:rPr>
           <w:rFonts w:ascii="Times New Roman" w:hAnsi="Times New Roman"/>
           <w:sz w:val="24"/>
+          <w:szCs w:val="24"/>
         </w:rPr>
         <w:t>Заступи, спаси, помилуй і охорони нас, Боже, Твоєю благодаттю</w:t>
       </w:r>
@@ -32297,6 +29546,7 @@
           <w:i/>
           <w:color w:val="FF0000"/>
           <w:sz w:val="24"/>
+          <w:szCs w:val="24"/>
         </w:rPr>
         <w:t>Пісня 8</w:t>
       </w:r>
@@ -32393,8 +29643,8 @@
           <w:szCs w:val="24"/>
         </w:rPr>
       </w:pPr>
-      <w:bookmarkStart w:id="5" w:name="_heading=h.gjdgxs" w:colFirst="0" w:colLast="0"/>
-      <w:bookmarkEnd w:id="5"/>
+      <w:bookmarkStart w:id="6" w:name="_heading=h.gjdgxs" w:colFirst="0" w:colLast="0"/>
+      <w:bookmarkEnd w:id="6"/>
       <w:r>
         <w:rPr>
           <w:rFonts w:ascii="Times New Roman" w:hAnsi="Times New Roman"/>
@@ -32744,6 +29994,7 @@
         <w:rPr>
           <w:rFonts w:ascii="Times New Roman" w:hAnsi="Times New Roman"/>
           <w:sz w:val="24"/>
+          <w:szCs w:val="24"/>
         </w:rPr>
         <w:t>Заступи, спаси, помилуй і охорони нас, Боже, Твоєю благодаттю</w:t>
       </w:r>
@@ -32973,6 +30224,7 @@
           <w:i/>
           <w:color w:val="FF0000"/>
           <w:sz w:val="24"/>
+          <w:szCs w:val="24"/>
         </w:rPr>
         <w:t>Пісня 9</w:t>
       </w:r>
@@ -33448,6 +30700,7 @@
         <w:rPr>
           <w:rFonts w:ascii="Times New Roman" w:hAnsi="Times New Roman"/>
           <w:sz w:val="24"/>
+          <w:szCs w:val="24"/>
         </w:rPr>
         <w:t>Заступи, спаси, помилуй і охорони нас, Боже, Твоєю благодаттю</w:t>
       </w:r>
@@ -33678,6 +30931,7 @@
           <w:i/>
           <w:color w:val="FF0000"/>
           <w:sz w:val="24"/>
+          <w:szCs w:val="24"/>
         </w:rPr>
         <w:t>Світильний</w:t>
       </w:r>
@@ -34884,6 +32138,7 @@
           <w:rFonts w:ascii="Times New Roman" w:hAnsi="Times New Roman"/>
           <w:color w:val="FF0000"/>
           <w:sz w:val="24"/>
+          <w:szCs w:val="24"/>
         </w:rPr>
         <w:t>Огласительне слово Івана Золотоустого в день святої Пасхи</w:t>
       </w:r>
@@ -35131,6 +32386,7 @@
           <w:i/>
           <w:color w:val="FF0000"/>
           <w:sz w:val="24"/>
+          <w:szCs w:val="24"/>
         </w:rPr>
         <w:t>Єктенія усильного благання</w:t>
       </w:r>
@@ -35212,6 +32468,7 @@
         <w:rPr>
           <w:rFonts w:ascii="Times New Roman" w:hAnsi="Times New Roman"/>
           <w:sz w:val="24"/>
+          <w:szCs w:val="24"/>
         </w:rPr>
         <w:t xml:space="preserve">Ще молимось за святішого вселенського Архиєрея Франциска, Папу Римського, за блаженнішого Патріарха нашого Святослава, і за преосвященнішого Митрополита нашого Кир </w:t>
       </w:r>
@@ -35221,6 +32478,7 @@
           <w:i/>
           <w:color w:val="FF0000"/>
           <w:sz w:val="24"/>
+          <w:szCs w:val="24"/>
         </w:rPr>
         <w:t>(ім'я)</w:t>
       </w:r>
@@ -35228,6 +32486,7 @@
         <w:rPr>
           <w:rFonts w:ascii="Times New Roman" w:hAnsi="Times New Roman"/>
           <w:sz w:val="24"/>
+          <w:szCs w:val="24"/>
         </w:rPr>
         <w:t xml:space="preserve">, і за боголюбивого Єпископа нашого Кир </w:t>
       </w:r>
@@ -35237,6 +32496,7 @@
           <w:i/>
           <w:color w:val="FF0000"/>
           <w:sz w:val="24"/>
+          <w:szCs w:val="24"/>
         </w:rPr>
         <w:t>(ім'я)</w:t>
       </w:r>
@@ -35244,6 +32504,7 @@
         <w:rPr>
           <w:rFonts w:ascii="Times New Roman" w:hAnsi="Times New Roman"/>
           <w:sz w:val="24"/>
+          <w:szCs w:val="24"/>
         </w:rPr>
         <w:t xml:space="preserve">, [і за всечесніших отців наших Протоархимандрита </w:t>
       </w:r>
@@ -35253,6 +32514,7 @@
           <w:i/>
           <w:color w:val="FF0000"/>
           <w:sz w:val="24"/>
+          <w:szCs w:val="24"/>
         </w:rPr>
         <w:t>(ім'я)</w:t>
       </w:r>
@@ -35260,6 +32522,7 @@
         <w:rPr>
           <w:rFonts w:ascii="Times New Roman" w:hAnsi="Times New Roman"/>
           <w:sz w:val="24"/>
+          <w:szCs w:val="24"/>
         </w:rPr>
         <w:t xml:space="preserve">, Архимандрита </w:t>
       </w:r>
@@ -35269,6 +32532,7 @@
           <w:i/>
           <w:color w:val="FF0000"/>
           <w:sz w:val="24"/>
+          <w:szCs w:val="24"/>
         </w:rPr>
         <w:t>(ім'я)</w:t>
       </w:r>
@@ -35276,6 +32540,7 @@
         <w:rPr>
           <w:rFonts w:ascii="Times New Roman" w:hAnsi="Times New Roman"/>
           <w:sz w:val="24"/>
+          <w:szCs w:val="24"/>
         </w:rPr>
         <w:t xml:space="preserve">, Протоігумена </w:t>
       </w:r>
@@ -35285,6 +32550,7 @@
           <w:i/>
           <w:color w:val="FF0000"/>
           <w:sz w:val="24"/>
+          <w:szCs w:val="24"/>
         </w:rPr>
         <w:t>(ім'я)</w:t>
       </w:r>
@@ -35292,6 +32558,7 @@
         <w:rPr>
           <w:rFonts w:ascii="Times New Roman" w:hAnsi="Times New Roman"/>
           <w:sz w:val="24"/>
+          <w:szCs w:val="24"/>
         </w:rPr>
         <w:t xml:space="preserve"> й Ігумена </w:t>
       </w:r>
@@ -35301,6 +32568,7 @@
           <w:i/>
           <w:color w:val="FF0000"/>
           <w:sz w:val="24"/>
+          <w:szCs w:val="24"/>
         </w:rPr>
         <w:t>(ім'я)</w:t>
       </w:r>
@@ -35308,6 +32576,7 @@
         <w:rPr>
           <w:rFonts w:ascii="Times New Roman" w:hAnsi="Times New Roman"/>
           <w:sz w:val="24"/>
+          <w:szCs w:val="24"/>
         </w:rPr>
         <w:t>], за тих, що служать і послужили у святому храмі цьому (і в святій обителі цій), і за отців наших духовних, і всіх у Христі братів наших.</w:t>
       </w:r>
@@ -35492,6 +32761,7 @@
           <w:i/>
           <w:color w:val="FF4400"/>
           <w:sz w:val="24"/>
+          <w:szCs w:val="24"/>
         </w:rPr>
         <w:t xml:space="preserve">Священник: </w:t>
       </w:r>
@@ -35499,6 +32769,7 @@
         <w:rPr>
           <w:rFonts w:ascii="Times New Roman" w:hAnsi="Times New Roman"/>
           <w:sz w:val="24"/>
+          <w:szCs w:val="24"/>
         </w:rPr>
         <w:t>Бо милостивий і людинолюбний Бог єси, і Тобі славу возсилаємо, Отцю, і Сину, і Святому Духові, нині, і повсякчас, і на віки віків.</w:t>
       </w:r>
@@ -35556,6 +32827,7 @@
           <w:rFonts w:ascii="Times New Roman" w:hAnsi="Times New Roman"/>
           <w:color w:val="FF0000"/>
           <w:sz w:val="24"/>
+          <w:szCs w:val="24"/>
         </w:rPr>
         <w:t>Єктенія прохальна</w:t>
       </w:r>
@@ -35623,6 +32895,7 @@
         <w:rPr>
           <w:rFonts w:ascii="Times New Roman" w:hAnsi="Times New Roman"/>
           <w:sz w:val="24"/>
+          <w:szCs w:val="24"/>
         </w:rPr>
         <w:t>Заступи, спаси, помилуй і охорони нас, Боже, Твоєю благодаттю</w:t>
       </w:r>
@@ -36113,6 +33386,7 @@
           <w:i/>
           <w:color w:val="FF0000"/>
           <w:sz w:val="24"/>
+          <w:szCs w:val="24"/>
         </w:rPr>
         <w:t>Священник:</w:t>
       </w:r>
@@ -36121,14 +33395,16 @@
           <w:rFonts w:ascii="Times New Roman" w:hAnsi="Times New Roman"/>
           <w:color w:val="FF0000"/>
           <w:sz w:val="24"/>
-        </w:rPr>
-        <w:t xml:space="preserve"> </w:t>
-      </w:r>
-      <w:r>
-        <w:rPr>
-          <w:rFonts w:ascii="Times New Roman" w:hAnsi="Times New Roman"/>
-          <w:color w:val="000000"/>
-          <w:sz w:val="24"/>
+          <w:szCs w:val="24"/>
+        </w:rPr>
+        <w:t xml:space="preserve"> </w:t>
+      </w:r>
+      <w:r>
+        <w:rPr>
+          <w:rFonts w:ascii="Times New Roman" w:hAnsi="Times New Roman"/>
+          <w:color w:val="000000"/>
+          <w:sz w:val="24"/>
+          <w:szCs w:val="24"/>
         </w:rPr>
         <w:t>Бо Ти – Бог милости, ласк і людинолюбности, і Тобі славу віддаємо, Отцю, і Сину, і Святому Духові, нині, і повсякчас, і на віки віків.</w:t>
       </w:r>
@@ -36452,7 +33728,7 @@
           <w:sz w:val="24"/>
           <w:szCs w:val="24"/>
         </w:rPr>
-        <w:t xml:space="preserve"> </w:t>
+        <w:t xml:space="preserve">Диякон: </w:t>
       </w:r>
       <w:r>
         <w:rPr>
@@ -36621,6 +33897,7 @@
           <w:i/>
           <w:color w:val="FF0000"/>
           <w:sz w:val="24"/>
+          <w:szCs w:val="24"/>
         </w:rPr>
         <w:t>Вірні:</w:t>
       </w:r>
@@ -36628,6 +33905,7 @@
         <w:rPr>
           <w:rFonts w:ascii="Times New Roman" w:hAnsi="Times New Roman"/>
           <w:sz w:val="24"/>
+          <w:szCs w:val="24"/>
         </w:rPr>
         <w:t xml:space="preserve"> </w:t>
       </w:r>
@@ -36636,6 +33914,7 @@
           <w:rFonts w:ascii="Times New Roman" w:hAnsi="Times New Roman"/>
           <w:color w:val="333333"/>
           <w:sz w:val="24"/>
+          <w:szCs w:val="24"/>
         </w:rPr>
         <w:t>Світи́ся, світи́ся, нови́й Єрусали́ме,* сла́ва бо Госпо́дня на то</w:t>
       </w:r>
@@ -36644,6 +33923,7 @@
           <w:rFonts w:ascii="Times New Roman" w:hAnsi="Times New Roman"/>
           <w:color w:val="000000"/>
           <w:sz w:val="24"/>
+          <w:szCs w:val="24"/>
         </w:rPr>
         <w:t>́</w:t>
       </w:r>
@@ -36652,6 +33932,7 @@
           <w:rFonts w:ascii="Times New Roman" w:hAnsi="Times New Roman"/>
           <w:color w:val="333333"/>
           <w:sz w:val="24"/>
+          <w:szCs w:val="24"/>
         </w:rPr>
         <w:t>бі возсія́ла!* Раді́й ни</w:t>
       </w:r>
@@ -36660,6 +33941,7 @@
           <w:rFonts w:ascii="Times New Roman" w:hAnsi="Times New Roman"/>
           <w:color w:val="000000"/>
           <w:sz w:val="24"/>
+          <w:szCs w:val="24"/>
         </w:rPr>
         <w:t>́</w:t>
       </w:r>
@@ -36668,6 +33950,7 @@
           <w:rFonts w:ascii="Times New Roman" w:hAnsi="Times New Roman"/>
           <w:color w:val="333333"/>
           <w:sz w:val="24"/>
+          <w:szCs w:val="24"/>
         </w:rPr>
         <w:t>ні й весели́ся, Сіо́не.* А ти, чи́ста Богоро́дице, втіша́йся воскресі́нням Си́на свого́.</w:t>
       </w:r>
@@ -36683,6 +33966,7 @@
           <w:i/>
           <w:color w:val="FF0000"/>
           <w:sz w:val="24"/>
+          <w:szCs w:val="24"/>
         </w:rPr>
         <w:t>Священник:</w:t>
       </w:r>
@@ -36691,13 +33975,15 @@
           <w:rFonts w:ascii="Times New Roman" w:hAnsi="Times New Roman"/>
           <w:color w:val="FF0000"/>
           <w:sz w:val="24"/>
-        </w:rPr>
-        <w:t xml:space="preserve"> </w:t>
-      </w:r>
-      <w:r>
-        <w:rPr>
-          <w:rFonts w:ascii="Times New Roman" w:hAnsi="Times New Roman"/>
-          <w:sz w:val="24"/>
+          <w:szCs w:val="24"/>
+        </w:rPr>
+        <w:t xml:space="preserve"> </w:t>
+      </w:r>
+      <w:r>
+        <w:rPr>
+          <w:rFonts w:ascii="Times New Roman" w:hAnsi="Times New Roman"/>
+          <w:sz w:val="24"/>
+          <w:szCs w:val="24"/>
         </w:rPr>
         <w:t>Слава тобі, Христе Боже, уповання наше, слава тобі!</w:t>
       </w:r>
@@ -38379,8 +35665,8 @@
 </file>
 
 <file path=customXml/item1.xml><?xml version="1.0" encoding="utf-8"?>
-<go:gDocsCustomXmlDataStorage xmlns:go="http://customooxmlschemas.google.com/" xmlns:r="http://schemas.openxmlformats.org/officeDocument/2006/relationships" uri="GoogleDocsCustomDataVersion1">
-  <go:docsCustomData xmlns:go="http://customooxmlschemas.google.com/" roundtripDataSignature="AMtx7miyYgkHfzzQZBX2WWVzgV0FxPIPUA==">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</go:docsCustomData>
+<go:gDocsCustomXmlDataStorage xmlns:go="http://customooxmlschemas.google.com/" xmlns:r="http://schemas.openxmlformats.org/officeDocument/2006/relationships" uri="GoogleDocsCustomDataVersion2">
+  <go:docsCustomData xmlns:go="http://customooxmlschemas.google.com/" roundtripDataSignature="AMtx7mgvlT7U6TnMDS1qOe3eBbfV+uu/lw==">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</go:docsCustomData>
 </go:gDocsCustomXmlDataStorage>
 </file>
 
